--- a/SLR Protocol - iOS Architecture Patterns.docx
+++ b/SLR Protocol - iOS Architecture Patterns.docx
@@ -42,6 +42,50 @@
           <w:rtl w:val="0"/>
         </w:rPr>
         <w:t xml:space="preserve">1. Research Questions</w:t>
+      </w:r>
+    </w:p>
+    <w:p>
+      <w:pPr>
+        <w:rPr/>
+      </w:pPr>
+      <w:r>
+        <w:rPr>
+          <w:rtl w:val="0"/>
+        </w:rPr>
+        <w:t xml:space="preserve">RQ1. Які архітектурні патерни для iOS-застосунків, розроблених мовою Swift, розглядаються в академічній літературі?</w:t>
+      </w:r>
+    </w:p>
+    <w:p>
+      <w:pPr>
+        <w:rPr/>
+      </w:pPr>
+      <w:r>
+        <w:rPr>
+          <w:rtl w:val="0"/>
+        </w:rPr>
+        <w:t xml:space="preserve">RQ2. Які критерії та метрики використовують дослідники для порівняння цих патернів?</w:t>
+      </w:r>
+    </w:p>
+    <w:p>
+      <w:pPr>
+        <w:rPr/>
+      </w:pPr>
+      <w:r>
+        <w:rPr>
+          <w:rtl w:val="0"/>
+        </w:rPr>
+        <w:t xml:space="preserve">RQ3. Які переваги та обмеження кожного патерну підтверджено емпірично?</w:t>
+      </w:r>
+    </w:p>
+    <w:p>
+      <w:pPr>
+        <w:rPr/>
+      </w:pPr>
+      <w:r>
+        <w:rPr>
+          <w:rtl w:val="0"/>
+        </w:rPr>
+        <w:t xml:space="preserve">RQ4. Які прогалини (research gaps) існують у поточних дослідженнях і які напрями майбутніх робіт пропонують автори?</w:t>
       </w:r>
     </w:p>
     <w:p>

--- a/SLR Protocol - iOS Architecture Patterns.docx
+++ b/SLR Protocol - iOS Architecture Patterns.docx
@@ -102,6 +102,803 @@
         <w:t xml:space="preserve">2. PICOC framework</w:t>
       </w:r>
     </w:p>
+    <w:tbl>
+      <w:tblPr>
+        <w:tblStyle w:val="Table1"/>
+        <w:tblW w:w="9000.0" w:type="dxa"/>
+        <w:jc w:val="left"/>
+        <w:tblBorders>
+          <w:top w:color="000000" w:space="0" w:sz="8" w:val="single"/>
+          <w:left w:color="000000" w:space="0" w:sz="8" w:val="single"/>
+          <w:bottom w:color="000000" w:space="0" w:sz="8" w:val="single"/>
+          <w:right w:color="000000" w:space="0" w:sz="8" w:val="single"/>
+          <w:insideH w:color="000000" w:space="0" w:sz="8" w:val="single"/>
+          <w:insideV w:color="000000" w:space="0" w:sz="8" w:val="single"/>
+        </w:tblBorders>
+        <w:tblLayout w:type="fixed"/>
+        <w:tblLook w:val="0600"/>
+      </w:tblPr>
+      <w:tblGrid>
+        <w:gridCol w:w="1815"/>
+        <w:gridCol w:w="4185"/>
+        <w:gridCol w:w="3000"/>
+        <w:tblGridChange w:id="0">
+          <w:tblGrid>
+            <w:gridCol w:w="1815"/>
+            <w:gridCol w:w="4185"/>
+            <w:gridCol w:w="3000"/>
+          </w:tblGrid>
+        </w:tblGridChange>
+      </w:tblGrid>
+      <w:tr>
+        <w:trPr>
+          <w:cantSplit w:val="0"/>
+          <w:tblHeader w:val="0"/>
+        </w:trPr>
+        <w:tc>
+          <w:tcPr>
+            <w:shd w:fill="auto" w:val="clear"/>
+            <w:tcMar>
+              <w:top w:w="100.0" w:type="dxa"/>
+              <w:left w:w="100.0" w:type="dxa"/>
+              <w:bottom w:w="100.0" w:type="dxa"/>
+              <w:right w:w="100.0" w:type="dxa"/>
+            </w:tcMar>
+            <w:vAlign w:val="top"/>
+          </w:tcPr>
+          <w:p>
+            <w:pPr>
+              <w:keepNext w:val="0"/>
+              <w:keepLines w:val="0"/>
+              <w:pageBreakBefore w:val="0"/>
+              <w:widowControl w:val="0"/>
+              <w:pBdr>
+                <w:top w:space="0" w:sz="0" w:val="nil"/>
+                <w:left w:space="0" w:sz="0" w:val="nil"/>
+                <w:bottom w:space="0" w:sz="0" w:val="nil"/>
+                <w:right w:space="0" w:sz="0" w:val="nil"/>
+                <w:between w:space="0" w:sz="0" w:val="nil"/>
+              </w:pBdr>
+              <w:shd w:fill="auto" w:val="clear"/>
+              <w:spacing w:after="0" w:before="0" w:line="240" w:lineRule="auto"/>
+              <w:ind w:left="0" w:right="0" w:firstLine="0"/>
+              <w:jc w:val="left"/>
+              <w:rPr>
+                <w:sz w:val="24"/>
+                <w:szCs w:val="24"/>
+              </w:rPr>
+            </w:pPr>
+            <w:r>
+              <w:rPr>
+                <w:sz w:val="24"/>
+                <w:szCs w:val="24"/>
+                <w:rtl w:val="0"/>
+              </w:rPr>
+              <w:t xml:space="preserve">Елемент</w:t>
+            </w:r>
+          </w:p>
+        </w:tc>
+        <w:tc>
+          <w:tcPr>
+            <w:shd w:fill="auto" w:val="clear"/>
+            <w:tcMar>
+              <w:top w:w="100.0" w:type="dxa"/>
+              <w:left w:w="100.0" w:type="dxa"/>
+              <w:bottom w:w="100.0" w:type="dxa"/>
+              <w:right w:w="100.0" w:type="dxa"/>
+            </w:tcMar>
+            <w:vAlign w:val="top"/>
+          </w:tcPr>
+          <w:p>
+            <w:pPr>
+              <w:keepNext w:val="0"/>
+              <w:keepLines w:val="0"/>
+              <w:pageBreakBefore w:val="0"/>
+              <w:widowControl w:val="0"/>
+              <w:pBdr>
+                <w:top w:space="0" w:sz="0" w:val="nil"/>
+                <w:left w:space="0" w:sz="0" w:val="nil"/>
+                <w:bottom w:space="0" w:sz="0" w:val="nil"/>
+                <w:right w:space="0" w:sz="0" w:val="nil"/>
+                <w:between w:space="0" w:sz="0" w:val="nil"/>
+              </w:pBdr>
+              <w:shd w:fill="auto" w:val="clear"/>
+              <w:spacing w:after="0" w:before="0" w:line="240" w:lineRule="auto"/>
+              <w:ind w:left="0" w:right="0" w:firstLine="0"/>
+              <w:jc w:val="left"/>
+              <w:rPr>
+                <w:sz w:val="24"/>
+                <w:szCs w:val="24"/>
+              </w:rPr>
+            </w:pPr>
+            <w:r>
+              <w:rPr>
+                <w:sz w:val="24"/>
+                <w:szCs w:val="24"/>
+                <w:rtl w:val="0"/>
+              </w:rPr>
+              <w:t xml:space="preserve">Що описує</w:t>
+            </w:r>
+          </w:p>
+        </w:tc>
+        <w:tc>
+          <w:tcPr>
+            <w:shd w:fill="auto" w:val="clear"/>
+            <w:tcMar>
+              <w:top w:w="100.0" w:type="dxa"/>
+              <w:left w:w="100.0" w:type="dxa"/>
+              <w:bottom w:w="100.0" w:type="dxa"/>
+              <w:right w:w="100.0" w:type="dxa"/>
+            </w:tcMar>
+            <w:vAlign w:val="top"/>
+          </w:tcPr>
+          <w:p>
+            <w:pPr>
+              <w:keepNext w:val="0"/>
+              <w:keepLines w:val="0"/>
+              <w:pageBreakBefore w:val="0"/>
+              <w:widowControl w:val="0"/>
+              <w:pBdr>
+                <w:top w:space="0" w:sz="0" w:val="nil"/>
+                <w:left w:space="0" w:sz="0" w:val="nil"/>
+                <w:bottom w:space="0" w:sz="0" w:val="nil"/>
+                <w:right w:space="0" w:sz="0" w:val="nil"/>
+                <w:between w:space="0" w:sz="0" w:val="nil"/>
+              </w:pBdr>
+              <w:shd w:fill="auto" w:val="clear"/>
+              <w:spacing w:after="0" w:before="0" w:line="240" w:lineRule="auto"/>
+              <w:ind w:left="0" w:right="0" w:firstLine="0"/>
+              <w:jc w:val="left"/>
+              <w:rPr>
+                <w:sz w:val="24"/>
+                <w:szCs w:val="24"/>
+              </w:rPr>
+            </w:pPr>
+            <w:r>
+              <w:rPr>
+                <w:sz w:val="24"/>
+                <w:szCs w:val="24"/>
+                <w:rtl w:val="0"/>
+              </w:rPr>
+              <w:t xml:space="preserve">Наш огляд</w:t>
+            </w:r>
+          </w:p>
+        </w:tc>
+      </w:tr>
+      <w:tr>
+        <w:trPr>
+          <w:cantSplit w:val="0"/>
+          <w:tblHeader w:val="0"/>
+        </w:trPr>
+        <w:tc>
+          <w:tcPr>
+            <w:shd w:fill="auto" w:val="clear"/>
+            <w:tcMar>
+              <w:top w:w="100.0" w:type="dxa"/>
+              <w:left w:w="100.0" w:type="dxa"/>
+              <w:bottom w:w="100.0" w:type="dxa"/>
+              <w:right w:w="100.0" w:type="dxa"/>
+            </w:tcMar>
+            <w:vAlign w:val="top"/>
+          </w:tcPr>
+          <w:p>
+            <w:pPr>
+              <w:keepNext w:val="0"/>
+              <w:keepLines w:val="0"/>
+              <w:pageBreakBefore w:val="0"/>
+              <w:widowControl w:val="0"/>
+              <w:pBdr>
+                <w:top w:space="0" w:sz="0" w:val="nil"/>
+                <w:left w:space="0" w:sz="0" w:val="nil"/>
+                <w:bottom w:space="0" w:sz="0" w:val="nil"/>
+                <w:right w:space="0" w:sz="0" w:val="nil"/>
+                <w:between w:space="0" w:sz="0" w:val="nil"/>
+              </w:pBdr>
+              <w:shd w:fill="auto" w:val="clear"/>
+              <w:spacing w:after="0" w:before="0" w:line="240" w:lineRule="auto"/>
+              <w:ind w:left="0" w:right="0" w:firstLine="0"/>
+              <w:jc w:val="left"/>
+              <w:rPr>
+                <w:sz w:val="24"/>
+                <w:szCs w:val="24"/>
+              </w:rPr>
+            </w:pPr>
+            <w:r>
+              <w:rPr>
+                <w:sz w:val="24"/>
+                <w:szCs w:val="24"/>
+                <w:rtl w:val="0"/>
+              </w:rPr>
+              <w:t xml:space="preserve">Population</w:t>
+            </w:r>
+          </w:p>
+        </w:tc>
+        <w:tc>
+          <w:tcPr>
+            <w:shd w:fill="auto" w:val="clear"/>
+            <w:tcMar>
+              <w:top w:w="100.0" w:type="dxa"/>
+              <w:left w:w="100.0" w:type="dxa"/>
+              <w:bottom w:w="100.0" w:type="dxa"/>
+              <w:right w:w="100.0" w:type="dxa"/>
+            </w:tcMar>
+            <w:vAlign w:val="top"/>
+          </w:tcPr>
+          <w:p>
+            <w:pPr>
+              <w:keepNext w:val="0"/>
+              <w:keepLines w:val="0"/>
+              <w:pageBreakBefore w:val="0"/>
+              <w:widowControl w:val="0"/>
+              <w:pBdr>
+                <w:top w:space="0" w:sz="0" w:val="nil"/>
+                <w:left w:space="0" w:sz="0" w:val="nil"/>
+                <w:bottom w:space="0" w:sz="0" w:val="nil"/>
+                <w:right w:space="0" w:sz="0" w:val="nil"/>
+                <w:between w:space="0" w:sz="0" w:val="nil"/>
+              </w:pBdr>
+              <w:shd w:fill="auto" w:val="clear"/>
+              <w:spacing w:after="0" w:before="0" w:line="240" w:lineRule="auto"/>
+              <w:ind w:left="0" w:right="0" w:firstLine="0"/>
+              <w:jc w:val="left"/>
+              <w:rPr>
+                <w:sz w:val="24"/>
+                <w:szCs w:val="24"/>
+              </w:rPr>
+            </w:pPr>
+            <w:r>
+              <w:rPr>
+                <w:sz w:val="24"/>
+                <w:szCs w:val="24"/>
+                <w:rtl w:val="0"/>
+              </w:rPr>
+              <w:t xml:space="preserve">Обʼєкт дослідження</w:t>
+            </w:r>
+          </w:p>
+        </w:tc>
+        <w:tc>
+          <w:tcPr>
+            <w:shd w:fill="auto" w:val="clear"/>
+            <w:tcMar>
+              <w:top w:w="100.0" w:type="dxa"/>
+              <w:left w:w="100.0" w:type="dxa"/>
+              <w:bottom w:w="100.0" w:type="dxa"/>
+              <w:right w:w="100.0" w:type="dxa"/>
+            </w:tcMar>
+            <w:vAlign w:val="top"/>
+          </w:tcPr>
+          <w:p>
+            <w:pPr>
+              <w:keepNext w:val="0"/>
+              <w:keepLines w:val="0"/>
+              <w:pageBreakBefore w:val="0"/>
+              <w:widowControl w:val="0"/>
+              <w:pBdr>
+                <w:top w:space="0" w:sz="0" w:val="nil"/>
+                <w:left w:space="0" w:sz="0" w:val="nil"/>
+                <w:bottom w:space="0" w:sz="0" w:val="nil"/>
+                <w:right w:space="0" w:sz="0" w:val="nil"/>
+                <w:between w:space="0" w:sz="0" w:val="nil"/>
+              </w:pBdr>
+              <w:shd w:fill="auto" w:val="clear"/>
+              <w:spacing w:after="0" w:before="0" w:line="240" w:lineRule="auto"/>
+              <w:ind w:left="0" w:right="0" w:firstLine="0"/>
+              <w:jc w:val="left"/>
+              <w:rPr>
+                <w:sz w:val="24"/>
+                <w:szCs w:val="24"/>
+              </w:rPr>
+            </w:pPr>
+            <w:r>
+              <w:rPr>
+                <w:sz w:val="24"/>
+                <w:szCs w:val="24"/>
+                <w:rtl w:val="0"/>
+              </w:rPr>
+              <w:t xml:space="preserve">IOS applications developed in Swift</w:t>
+            </w:r>
+          </w:p>
+        </w:tc>
+      </w:tr>
+      <w:tr>
+        <w:trPr>
+          <w:cantSplit w:val="0"/>
+          <w:tblHeader w:val="0"/>
+        </w:trPr>
+        <w:tc>
+          <w:tcPr>
+            <w:shd w:fill="auto" w:val="clear"/>
+            <w:tcMar>
+              <w:top w:w="100.0" w:type="dxa"/>
+              <w:left w:w="100.0" w:type="dxa"/>
+              <w:bottom w:w="100.0" w:type="dxa"/>
+              <w:right w:w="100.0" w:type="dxa"/>
+            </w:tcMar>
+            <w:vAlign w:val="top"/>
+          </w:tcPr>
+          <w:p>
+            <w:pPr>
+              <w:keepNext w:val="0"/>
+              <w:keepLines w:val="0"/>
+              <w:pageBreakBefore w:val="0"/>
+              <w:widowControl w:val="0"/>
+              <w:pBdr>
+                <w:top w:space="0" w:sz="0" w:val="nil"/>
+                <w:left w:space="0" w:sz="0" w:val="nil"/>
+                <w:bottom w:space="0" w:sz="0" w:val="nil"/>
+                <w:right w:space="0" w:sz="0" w:val="nil"/>
+                <w:between w:space="0" w:sz="0" w:val="nil"/>
+              </w:pBdr>
+              <w:shd w:fill="auto" w:val="clear"/>
+              <w:spacing w:after="0" w:before="0" w:line="240" w:lineRule="auto"/>
+              <w:ind w:left="0" w:right="0" w:firstLine="0"/>
+              <w:jc w:val="left"/>
+              <w:rPr>
+                <w:sz w:val="24"/>
+                <w:szCs w:val="24"/>
+              </w:rPr>
+            </w:pPr>
+            <w:r>
+              <w:rPr>
+                <w:sz w:val="24"/>
+                <w:szCs w:val="24"/>
+                <w:rtl w:val="0"/>
+              </w:rPr>
+              <w:t xml:space="preserve">Intervention</w:t>
+            </w:r>
+          </w:p>
+        </w:tc>
+        <w:tc>
+          <w:tcPr>
+            <w:shd w:fill="auto" w:val="clear"/>
+            <w:tcMar>
+              <w:top w:w="100.0" w:type="dxa"/>
+              <w:left w:w="100.0" w:type="dxa"/>
+              <w:bottom w:w="100.0" w:type="dxa"/>
+              <w:right w:w="100.0" w:type="dxa"/>
+            </w:tcMar>
+            <w:vAlign w:val="top"/>
+          </w:tcPr>
+          <w:p>
+            <w:pPr>
+              <w:keepNext w:val="0"/>
+              <w:keepLines w:val="0"/>
+              <w:pageBreakBefore w:val="0"/>
+              <w:widowControl w:val="0"/>
+              <w:pBdr>
+                <w:top w:space="0" w:sz="0" w:val="nil"/>
+                <w:left w:space="0" w:sz="0" w:val="nil"/>
+                <w:bottom w:space="0" w:sz="0" w:val="nil"/>
+                <w:right w:space="0" w:sz="0" w:val="nil"/>
+                <w:between w:space="0" w:sz="0" w:val="nil"/>
+              </w:pBdr>
+              <w:shd w:fill="auto" w:val="clear"/>
+              <w:spacing w:after="0" w:before="0" w:line="240" w:lineRule="auto"/>
+              <w:ind w:left="0" w:right="0" w:firstLine="0"/>
+              <w:jc w:val="left"/>
+              <w:rPr>
+                <w:sz w:val="24"/>
+                <w:szCs w:val="24"/>
+              </w:rPr>
+            </w:pPr>
+            <w:r>
+              <w:rPr>
+                <w:sz w:val="24"/>
+                <w:szCs w:val="24"/>
+                <w:rtl w:val="0"/>
+              </w:rPr>
+              <w:t xml:space="preserve">Що застосовується до обʼєкта</w:t>
+            </w:r>
+          </w:p>
+        </w:tc>
+        <w:tc>
+          <w:tcPr>
+            <w:shd w:fill="auto" w:val="clear"/>
+            <w:tcMar>
+              <w:top w:w="100.0" w:type="dxa"/>
+              <w:left w:w="100.0" w:type="dxa"/>
+              <w:bottom w:w="100.0" w:type="dxa"/>
+              <w:right w:w="100.0" w:type="dxa"/>
+            </w:tcMar>
+            <w:vAlign w:val="top"/>
+          </w:tcPr>
+          <w:p>
+            <w:pPr>
+              <w:widowControl w:val="0"/>
+              <w:spacing w:line="240" w:lineRule="auto"/>
+              <w:rPr>
+                <w:sz w:val="24"/>
+                <w:szCs w:val="24"/>
+              </w:rPr>
+            </w:pPr>
+            <w:r>
+              <w:rPr>
+                <w:sz w:val="24"/>
+                <w:szCs w:val="24"/>
+                <w:rtl w:val="0"/>
+              </w:rPr>
+              <w:t xml:space="preserve">Software architecture patterns (MVC, MVVM, MVP, VIPER, Clean Architecture, TCA, Redux-like, Flux-like, UDF)</w:t>
+            </w:r>
+          </w:p>
+        </w:tc>
+      </w:tr>
+      <w:tr>
+        <w:trPr>
+          <w:cantSplit w:val="0"/>
+          <w:tblHeader w:val="0"/>
+        </w:trPr>
+        <w:tc>
+          <w:tcPr>
+            <w:shd w:fill="auto" w:val="clear"/>
+            <w:tcMar>
+              <w:top w:w="100.0" w:type="dxa"/>
+              <w:left w:w="100.0" w:type="dxa"/>
+              <w:bottom w:w="100.0" w:type="dxa"/>
+              <w:right w:w="100.0" w:type="dxa"/>
+            </w:tcMar>
+            <w:vAlign w:val="top"/>
+          </w:tcPr>
+          <w:p>
+            <w:pPr>
+              <w:keepNext w:val="0"/>
+              <w:keepLines w:val="0"/>
+              <w:pageBreakBefore w:val="0"/>
+              <w:widowControl w:val="0"/>
+              <w:pBdr>
+                <w:top w:space="0" w:sz="0" w:val="nil"/>
+                <w:left w:space="0" w:sz="0" w:val="nil"/>
+                <w:bottom w:space="0" w:sz="0" w:val="nil"/>
+                <w:right w:space="0" w:sz="0" w:val="nil"/>
+                <w:between w:space="0" w:sz="0" w:val="nil"/>
+              </w:pBdr>
+              <w:shd w:fill="auto" w:val="clear"/>
+              <w:spacing w:after="0" w:before="0" w:line="240" w:lineRule="auto"/>
+              <w:ind w:left="0" w:right="0" w:firstLine="0"/>
+              <w:jc w:val="left"/>
+              <w:rPr>
+                <w:sz w:val="24"/>
+                <w:szCs w:val="24"/>
+              </w:rPr>
+            </w:pPr>
+            <w:r>
+              <w:rPr>
+                <w:sz w:val="24"/>
+                <w:szCs w:val="24"/>
+                <w:rtl w:val="0"/>
+              </w:rPr>
+              <w:t xml:space="preserve">Comparison</w:t>
+            </w:r>
+          </w:p>
+        </w:tc>
+        <w:tc>
+          <w:tcPr>
+            <w:shd w:fill="auto" w:val="clear"/>
+            <w:tcMar>
+              <w:top w:w="100.0" w:type="dxa"/>
+              <w:left w:w="100.0" w:type="dxa"/>
+              <w:bottom w:w="100.0" w:type="dxa"/>
+              <w:right w:w="100.0" w:type="dxa"/>
+            </w:tcMar>
+            <w:vAlign w:val="top"/>
+          </w:tcPr>
+          <w:p>
+            <w:pPr>
+              <w:keepNext w:val="0"/>
+              <w:keepLines w:val="0"/>
+              <w:pageBreakBefore w:val="0"/>
+              <w:widowControl w:val="0"/>
+              <w:pBdr>
+                <w:top w:space="0" w:sz="0" w:val="nil"/>
+                <w:left w:space="0" w:sz="0" w:val="nil"/>
+                <w:bottom w:space="0" w:sz="0" w:val="nil"/>
+                <w:right w:space="0" w:sz="0" w:val="nil"/>
+                <w:between w:space="0" w:sz="0" w:val="nil"/>
+              </w:pBdr>
+              <w:shd w:fill="auto" w:val="clear"/>
+              <w:spacing w:after="0" w:before="0" w:line="240" w:lineRule="auto"/>
+              <w:ind w:left="0" w:right="0" w:firstLine="0"/>
+              <w:jc w:val="left"/>
+              <w:rPr>
+                <w:sz w:val="24"/>
+                <w:szCs w:val="24"/>
+              </w:rPr>
+            </w:pPr>
+            <w:r>
+              <w:rPr>
+                <w:sz w:val="24"/>
+                <w:szCs w:val="24"/>
+                <w:rtl w:val="0"/>
+              </w:rPr>
+              <w:t xml:space="preserve">З чим порівнюється</w:t>
+            </w:r>
+          </w:p>
+        </w:tc>
+        <w:tc>
+          <w:tcPr>
+            <w:shd w:fill="auto" w:val="clear"/>
+            <w:tcMar>
+              <w:top w:w="100.0" w:type="dxa"/>
+              <w:left w:w="100.0" w:type="dxa"/>
+              <w:bottom w:w="100.0" w:type="dxa"/>
+              <w:right w:w="100.0" w:type="dxa"/>
+            </w:tcMar>
+            <w:vAlign w:val="top"/>
+          </w:tcPr>
+          <w:p>
+            <w:pPr>
+              <w:widowControl w:val="0"/>
+              <w:spacing w:line="240" w:lineRule="auto"/>
+              <w:rPr>
+                <w:sz w:val="24"/>
+                <w:szCs w:val="24"/>
+              </w:rPr>
+            </w:pPr>
+            <w:r>
+              <w:rPr>
+                <w:sz w:val="24"/>
+                <w:szCs w:val="24"/>
+                <w:rtl w:val="0"/>
+              </w:rPr>
+              <w:t xml:space="preserve">Comparison between architectures</w:t>
+            </w:r>
+          </w:p>
+        </w:tc>
+      </w:tr>
+      <w:tr>
+        <w:trPr>
+          <w:cantSplit w:val="0"/>
+          <w:tblHeader w:val="0"/>
+        </w:trPr>
+        <w:tc>
+          <w:tcPr>
+            <w:shd w:fill="auto" w:val="clear"/>
+            <w:tcMar>
+              <w:top w:w="100.0" w:type="dxa"/>
+              <w:left w:w="100.0" w:type="dxa"/>
+              <w:bottom w:w="100.0" w:type="dxa"/>
+              <w:right w:w="100.0" w:type="dxa"/>
+            </w:tcMar>
+            <w:vAlign w:val="top"/>
+          </w:tcPr>
+          <w:p>
+            <w:pPr>
+              <w:keepNext w:val="0"/>
+              <w:keepLines w:val="0"/>
+              <w:pageBreakBefore w:val="0"/>
+              <w:widowControl w:val="0"/>
+              <w:pBdr>
+                <w:top w:space="0" w:sz="0" w:val="nil"/>
+                <w:left w:space="0" w:sz="0" w:val="nil"/>
+                <w:bottom w:space="0" w:sz="0" w:val="nil"/>
+                <w:right w:space="0" w:sz="0" w:val="nil"/>
+                <w:between w:space="0" w:sz="0" w:val="nil"/>
+              </w:pBdr>
+              <w:shd w:fill="auto" w:val="clear"/>
+              <w:spacing w:after="0" w:before="0" w:line="240" w:lineRule="auto"/>
+              <w:ind w:left="0" w:right="0" w:firstLine="0"/>
+              <w:jc w:val="left"/>
+              <w:rPr>
+                <w:sz w:val="24"/>
+                <w:szCs w:val="24"/>
+              </w:rPr>
+            </w:pPr>
+            <w:r>
+              <w:rPr>
+                <w:sz w:val="24"/>
+                <w:szCs w:val="24"/>
+                <w:rtl w:val="0"/>
+              </w:rPr>
+              <w:t xml:space="preserve">Outcome</w:t>
+            </w:r>
+          </w:p>
+        </w:tc>
+        <w:tc>
+          <w:tcPr>
+            <w:shd w:fill="auto" w:val="clear"/>
+            <w:tcMar>
+              <w:top w:w="100.0" w:type="dxa"/>
+              <w:left w:w="100.0" w:type="dxa"/>
+              <w:bottom w:w="100.0" w:type="dxa"/>
+              <w:right w:w="100.0" w:type="dxa"/>
+            </w:tcMar>
+            <w:vAlign w:val="top"/>
+          </w:tcPr>
+          <w:p>
+            <w:pPr>
+              <w:keepNext w:val="0"/>
+              <w:keepLines w:val="0"/>
+              <w:pageBreakBefore w:val="0"/>
+              <w:widowControl w:val="0"/>
+              <w:pBdr>
+                <w:top w:space="0" w:sz="0" w:val="nil"/>
+                <w:left w:space="0" w:sz="0" w:val="nil"/>
+                <w:bottom w:space="0" w:sz="0" w:val="nil"/>
+                <w:right w:space="0" w:sz="0" w:val="nil"/>
+                <w:between w:space="0" w:sz="0" w:val="nil"/>
+              </w:pBdr>
+              <w:shd w:fill="auto" w:val="clear"/>
+              <w:spacing w:after="0" w:before="0" w:line="240" w:lineRule="auto"/>
+              <w:ind w:left="0" w:right="0" w:firstLine="0"/>
+              <w:jc w:val="left"/>
+              <w:rPr>
+                <w:sz w:val="24"/>
+                <w:szCs w:val="24"/>
+              </w:rPr>
+            </w:pPr>
+            <w:r>
+              <w:rPr>
+                <w:sz w:val="24"/>
+                <w:szCs w:val="24"/>
+                <w:rtl w:val="0"/>
+              </w:rPr>
+              <w:t xml:space="preserve">Вимірювані результати</w:t>
+            </w:r>
+          </w:p>
+        </w:tc>
+        <w:tc>
+          <w:tcPr>
+            <w:shd w:fill="auto" w:val="clear"/>
+            <w:tcMar>
+              <w:top w:w="100.0" w:type="dxa"/>
+              <w:left w:w="100.0" w:type="dxa"/>
+              <w:bottom w:w="100.0" w:type="dxa"/>
+              <w:right w:w="100.0" w:type="dxa"/>
+            </w:tcMar>
+            <w:vAlign w:val="top"/>
+          </w:tcPr>
+          <w:p>
+            <w:pPr>
+              <w:widowControl w:val="0"/>
+              <w:spacing w:line="240" w:lineRule="auto"/>
+              <w:rPr>
+                <w:sz w:val="24"/>
+                <w:szCs w:val="24"/>
+              </w:rPr>
+            </w:pPr>
+            <w:r>
+              <w:rPr>
+                <w:sz w:val="24"/>
+                <w:szCs w:val="24"/>
+                <w:rtl w:val="0"/>
+              </w:rPr>
+              <w:t xml:space="preserve">Code quality, maintainability, testability, complexity, scalability, developer productivity</w:t>
+            </w:r>
+          </w:p>
+        </w:tc>
+      </w:tr>
+      <w:tr>
+        <w:trPr>
+          <w:cantSplit w:val="0"/>
+          <w:tblHeader w:val="0"/>
+        </w:trPr>
+        <w:tc>
+          <w:tcPr>
+            <w:shd w:fill="auto" w:val="clear"/>
+            <w:tcMar>
+              <w:top w:w="100.0" w:type="dxa"/>
+              <w:left w:w="100.0" w:type="dxa"/>
+              <w:bottom w:w="100.0" w:type="dxa"/>
+              <w:right w:w="100.0" w:type="dxa"/>
+            </w:tcMar>
+            <w:vAlign w:val="top"/>
+          </w:tcPr>
+          <w:p>
+            <w:pPr>
+              <w:keepNext w:val="0"/>
+              <w:keepLines w:val="0"/>
+              <w:pageBreakBefore w:val="0"/>
+              <w:widowControl w:val="0"/>
+              <w:pBdr>
+                <w:top w:space="0" w:sz="0" w:val="nil"/>
+                <w:left w:space="0" w:sz="0" w:val="nil"/>
+                <w:bottom w:space="0" w:sz="0" w:val="nil"/>
+                <w:right w:space="0" w:sz="0" w:val="nil"/>
+                <w:between w:space="0" w:sz="0" w:val="nil"/>
+              </w:pBdr>
+              <w:shd w:fill="auto" w:val="clear"/>
+              <w:spacing w:after="0" w:before="0" w:line="240" w:lineRule="auto"/>
+              <w:ind w:left="0" w:right="0" w:firstLine="0"/>
+              <w:jc w:val="left"/>
+              <w:rPr>
+                <w:sz w:val="24"/>
+                <w:szCs w:val="24"/>
+              </w:rPr>
+            </w:pPr>
+            <w:r>
+              <w:rPr>
+                <w:sz w:val="24"/>
+                <w:szCs w:val="24"/>
+                <w:rtl w:val="0"/>
+              </w:rPr>
+              <w:t xml:space="preserve">Context</w:t>
+            </w:r>
+          </w:p>
+        </w:tc>
+        <w:tc>
+          <w:tcPr>
+            <w:shd w:fill="auto" w:val="clear"/>
+            <w:tcMar>
+              <w:top w:w="100.0" w:type="dxa"/>
+              <w:left w:w="100.0" w:type="dxa"/>
+              <w:bottom w:w="100.0" w:type="dxa"/>
+              <w:right w:w="100.0" w:type="dxa"/>
+            </w:tcMar>
+            <w:vAlign w:val="top"/>
+          </w:tcPr>
+          <w:p>
+            <w:pPr>
+              <w:keepNext w:val="0"/>
+              <w:keepLines w:val="0"/>
+              <w:pageBreakBefore w:val="0"/>
+              <w:widowControl w:val="0"/>
+              <w:pBdr>
+                <w:top w:space="0" w:sz="0" w:val="nil"/>
+                <w:left w:space="0" w:sz="0" w:val="nil"/>
+                <w:bottom w:space="0" w:sz="0" w:val="nil"/>
+                <w:right w:space="0" w:sz="0" w:val="nil"/>
+                <w:between w:space="0" w:sz="0" w:val="nil"/>
+              </w:pBdr>
+              <w:shd w:fill="auto" w:val="clear"/>
+              <w:spacing w:after="0" w:before="0" w:line="240" w:lineRule="auto"/>
+              <w:ind w:left="0" w:right="0" w:firstLine="0"/>
+              <w:jc w:val="left"/>
+              <w:rPr>
+                <w:sz w:val="24"/>
+                <w:szCs w:val="24"/>
+              </w:rPr>
+            </w:pPr>
+            <w:r>
+              <w:rPr>
+                <w:sz w:val="24"/>
+                <w:szCs w:val="24"/>
+                <w:rtl w:val="0"/>
+              </w:rPr>
+              <w:t xml:space="preserve">Тип досліджень і середовище</w:t>
+            </w:r>
+          </w:p>
+        </w:tc>
+        <w:tc>
+          <w:tcPr>
+            <w:shd w:fill="auto" w:val="clear"/>
+            <w:tcMar>
+              <w:top w:w="100.0" w:type="dxa"/>
+              <w:left w:w="100.0" w:type="dxa"/>
+              <w:bottom w:w="100.0" w:type="dxa"/>
+              <w:right w:w="100.0" w:type="dxa"/>
+            </w:tcMar>
+            <w:vAlign w:val="top"/>
+          </w:tcPr>
+          <w:p>
+            <w:pPr>
+              <w:widowControl w:val="0"/>
+              <w:spacing w:line="240" w:lineRule="auto"/>
+              <w:rPr>
+                <w:sz w:val="24"/>
+                <w:szCs w:val="24"/>
+              </w:rPr>
+            </w:pPr>
+            <w:r>
+              <w:rPr>
+                <w:sz w:val="24"/>
+                <w:szCs w:val="24"/>
+                <w:rtl w:val="0"/>
+              </w:rPr>
+              <w:t xml:space="preserve">Empirical studies, case studies, comparative analyses, experience reports</w:t>
+            </w:r>
+          </w:p>
+        </w:tc>
+      </w:tr>
+    </w:tbl>
+    <w:p>
+      <w:pPr>
+        <w:rPr/>
+      </w:pPr>
+      <w:r>
+        <w:rPr>
+          <w:rtl w:val="0"/>
+        </w:rPr>
+      </w:r>
+    </w:p>
     <w:p>
       <w:pPr>
         <w:pStyle w:val="Heading1"/>
@@ -114,6 +911,3259 @@
           <w:rtl w:val="0"/>
         </w:rPr>
         <w:t xml:space="preserve">3. Keywords and synonyms</w:t>
+      </w:r>
+    </w:p>
+    <w:p>
+      <w:pPr>
+        <w:rPr/>
+      </w:pPr>
+      <w:r>
+        <w:rPr>
+          <w:rtl w:val="0"/>
+        </w:rPr>
+        <w:t xml:space="preserve">Population</w:t>
+      </w:r>
+    </w:p>
+    <w:tbl>
+      <w:tblPr>
+        <w:tblStyle w:val="Table2"/>
+        <w:tblW w:w="9000.0" w:type="dxa"/>
+        <w:jc w:val="left"/>
+        <w:tblBorders>
+          <w:top w:color="000000" w:space="0" w:sz="8" w:val="single"/>
+          <w:left w:color="000000" w:space="0" w:sz="8" w:val="single"/>
+          <w:bottom w:color="000000" w:space="0" w:sz="8" w:val="single"/>
+          <w:right w:color="000000" w:space="0" w:sz="8" w:val="single"/>
+          <w:insideH w:color="000000" w:space="0" w:sz="8" w:val="single"/>
+          <w:insideV w:color="000000" w:space="0" w:sz="8" w:val="single"/>
+        </w:tblBorders>
+        <w:tblLayout w:type="fixed"/>
+        <w:tblLook w:val="0600"/>
+      </w:tblPr>
+      <w:tblGrid>
+        <w:gridCol w:w="2220"/>
+        <w:gridCol w:w="6780"/>
+        <w:tblGridChange w:id="0">
+          <w:tblGrid>
+            <w:gridCol w:w="2220"/>
+            <w:gridCol w:w="6780"/>
+          </w:tblGrid>
+        </w:tblGridChange>
+      </w:tblGrid>
+      <w:tr>
+        <w:trPr>
+          <w:cantSplit w:val="0"/>
+          <w:tblHeader w:val="0"/>
+        </w:trPr>
+        <w:tc>
+          <w:tcPr>
+            <w:shd w:fill="auto" w:val="clear"/>
+            <w:tcMar>
+              <w:top w:w="100.0" w:type="dxa"/>
+              <w:left w:w="100.0" w:type="dxa"/>
+              <w:bottom w:w="100.0" w:type="dxa"/>
+              <w:right w:w="100.0" w:type="dxa"/>
+            </w:tcMar>
+            <w:vAlign w:val="top"/>
+          </w:tcPr>
+          <w:p>
+            <w:pPr>
+              <w:keepNext w:val="0"/>
+              <w:keepLines w:val="0"/>
+              <w:pageBreakBefore w:val="0"/>
+              <w:widowControl w:val="0"/>
+              <w:pBdr>
+                <w:top w:space="0" w:sz="0" w:val="nil"/>
+                <w:left w:space="0" w:sz="0" w:val="nil"/>
+                <w:bottom w:space="0" w:sz="0" w:val="nil"/>
+                <w:right w:space="0" w:sz="0" w:val="nil"/>
+                <w:between w:space="0" w:sz="0" w:val="nil"/>
+              </w:pBdr>
+              <w:shd w:fill="auto" w:val="clear"/>
+              <w:spacing w:after="0" w:before="0" w:line="240" w:lineRule="auto"/>
+              <w:ind w:left="0" w:right="0" w:firstLine="0"/>
+              <w:jc w:val="left"/>
+              <w:rPr>
+                <w:sz w:val="24"/>
+                <w:szCs w:val="24"/>
+              </w:rPr>
+            </w:pPr>
+            <w:r>
+              <w:rPr>
+                <w:sz w:val="24"/>
+                <w:szCs w:val="24"/>
+                <w:rtl w:val="0"/>
+              </w:rPr>
+              <w:t xml:space="preserve">Тип</w:t>
+            </w:r>
+          </w:p>
+        </w:tc>
+        <w:tc>
+          <w:tcPr>
+            <w:shd w:fill="auto" w:val="clear"/>
+            <w:tcMar>
+              <w:top w:w="100.0" w:type="dxa"/>
+              <w:left w:w="100.0" w:type="dxa"/>
+              <w:bottom w:w="100.0" w:type="dxa"/>
+              <w:right w:w="100.0" w:type="dxa"/>
+            </w:tcMar>
+            <w:vAlign w:val="top"/>
+          </w:tcPr>
+          <w:p>
+            <w:pPr>
+              <w:keepNext w:val="0"/>
+              <w:keepLines w:val="0"/>
+              <w:pageBreakBefore w:val="0"/>
+              <w:widowControl w:val="0"/>
+              <w:pBdr>
+                <w:top w:space="0" w:sz="0" w:val="nil"/>
+                <w:left w:space="0" w:sz="0" w:val="nil"/>
+                <w:bottom w:space="0" w:sz="0" w:val="nil"/>
+                <w:right w:space="0" w:sz="0" w:val="nil"/>
+                <w:between w:space="0" w:sz="0" w:val="nil"/>
+              </w:pBdr>
+              <w:shd w:fill="auto" w:val="clear"/>
+              <w:spacing w:after="0" w:before="0" w:line="240" w:lineRule="auto"/>
+              <w:ind w:left="0" w:right="0" w:firstLine="0"/>
+              <w:jc w:val="left"/>
+              <w:rPr>
+                <w:sz w:val="24"/>
+                <w:szCs w:val="24"/>
+              </w:rPr>
+            </w:pPr>
+            <w:r>
+              <w:rPr>
+                <w:sz w:val="24"/>
+                <w:szCs w:val="24"/>
+                <w:rtl w:val="0"/>
+              </w:rPr>
+              <w:t xml:space="preserve">Терміни</w:t>
+            </w:r>
+          </w:p>
+        </w:tc>
+      </w:tr>
+      <w:tr>
+        <w:trPr>
+          <w:cantSplit w:val="0"/>
+          <w:tblHeader w:val="0"/>
+        </w:trPr>
+        <w:tc>
+          <w:tcPr>
+            <w:shd w:fill="auto" w:val="clear"/>
+            <w:tcMar>
+              <w:top w:w="100.0" w:type="dxa"/>
+              <w:left w:w="100.0" w:type="dxa"/>
+              <w:bottom w:w="100.0" w:type="dxa"/>
+              <w:right w:w="100.0" w:type="dxa"/>
+            </w:tcMar>
+            <w:vAlign w:val="top"/>
+          </w:tcPr>
+          <w:p>
+            <w:pPr>
+              <w:keepNext w:val="0"/>
+              <w:keepLines w:val="0"/>
+              <w:pageBreakBefore w:val="0"/>
+              <w:widowControl w:val="0"/>
+              <w:pBdr>
+                <w:top w:space="0" w:sz="0" w:val="nil"/>
+                <w:left w:space="0" w:sz="0" w:val="nil"/>
+                <w:bottom w:space="0" w:sz="0" w:val="nil"/>
+                <w:right w:space="0" w:sz="0" w:val="nil"/>
+                <w:between w:space="0" w:sz="0" w:val="nil"/>
+              </w:pBdr>
+              <w:shd w:fill="auto" w:val="clear"/>
+              <w:spacing w:after="0" w:before="0" w:line="240" w:lineRule="auto"/>
+              <w:ind w:left="0" w:right="0" w:firstLine="0"/>
+              <w:jc w:val="left"/>
+              <w:rPr>
+                <w:sz w:val="24"/>
+                <w:szCs w:val="24"/>
+              </w:rPr>
+            </w:pPr>
+            <w:r>
+              <w:rPr>
+                <w:sz w:val="24"/>
+                <w:szCs w:val="24"/>
+                <w:rtl w:val="0"/>
+              </w:rPr>
+              <w:t xml:space="preserve">Основні</w:t>
+            </w:r>
+          </w:p>
+        </w:tc>
+        <w:tc>
+          <w:tcPr>
+            <w:shd w:fill="auto" w:val="clear"/>
+            <w:tcMar>
+              <w:top w:w="100.0" w:type="dxa"/>
+              <w:left w:w="100.0" w:type="dxa"/>
+              <w:bottom w:w="100.0" w:type="dxa"/>
+              <w:right w:w="100.0" w:type="dxa"/>
+            </w:tcMar>
+            <w:vAlign w:val="top"/>
+          </w:tcPr>
+          <w:p>
+            <w:pPr>
+              <w:widowControl w:val="0"/>
+              <w:spacing w:line="240" w:lineRule="auto"/>
+              <w:rPr>
+                <w:sz w:val="24"/>
+                <w:szCs w:val="24"/>
+              </w:rPr>
+            </w:pPr>
+            <w:r>
+              <w:rPr>
+                <w:sz w:val="24"/>
+                <w:szCs w:val="24"/>
+                <w:rtl w:val="0"/>
+              </w:rPr>
+              <w:t xml:space="preserve">iOS, iOS app*, iOS application*, iOS development, iOS software, iOS platform</w:t>
+            </w:r>
+          </w:p>
+        </w:tc>
+      </w:tr>
+      <w:tr>
+        <w:trPr>
+          <w:cantSplit w:val="0"/>
+          <w:tblHeader w:val="0"/>
+        </w:trPr>
+        <w:tc>
+          <w:tcPr>
+            <w:shd w:fill="auto" w:val="clear"/>
+            <w:tcMar>
+              <w:top w:w="100.0" w:type="dxa"/>
+              <w:left w:w="100.0" w:type="dxa"/>
+              <w:bottom w:w="100.0" w:type="dxa"/>
+              <w:right w:w="100.0" w:type="dxa"/>
+            </w:tcMar>
+            <w:vAlign w:val="top"/>
+          </w:tcPr>
+          <w:p>
+            <w:pPr>
+              <w:keepNext w:val="0"/>
+              <w:keepLines w:val="0"/>
+              <w:pageBreakBefore w:val="0"/>
+              <w:widowControl w:val="0"/>
+              <w:pBdr>
+                <w:top w:space="0" w:sz="0" w:val="nil"/>
+                <w:left w:space="0" w:sz="0" w:val="nil"/>
+                <w:bottom w:space="0" w:sz="0" w:val="nil"/>
+                <w:right w:space="0" w:sz="0" w:val="nil"/>
+                <w:between w:space="0" w:sz="0" w:val="nil"/>
+              </w:pBdr>
+              <w:shd w:fill="auto" w:val="clear"/>
+              <w:spacing w:after="0" w:before="0" w:line="240" w:lineRule="auto"/>
+              <w:ind w:left="0" w:right="0" w:firstLine="0"/>
+              <w:jc w:val="left"/>
+              <w:rPr>
+                <w:sz w:val="24"/>
+                <w:szCs w:val="24"/>
+              </w:rPr>
+            </w:pPr>
+            <w:r>
+              <w:rPr>
+                <w:sz w:val="24"/>
+                <w:szCs w:val="24"/>
+                <w:rtl w:val="0"/>
+              </w:rPr>
+              <w:t xml:space="preserve">Пристрої</w:t>
+            </w:r>
+          </w:p>
+        </w:tc>
+        <w:tc>
+          <w:tcPr>
+            <w:shd w:fill="auto" w:val="clear"/>
+            <w:tcMar>
+              <w:top w:w="100.0" w:type="dxa"/>
+              <w:left w:w="100.0" w:type="dxa"/>
+              <w:bottom w:w="100.0" w:type="dxa"/>
+              <w:right w:w="100.0" w:type="dxa"/>
+            </w:tcMar>
+            <w:vAlign w:val="top"/>
+          </w:tcPr>
+          <w:p>
+            <w:pPr>
+              <w:widowControl w:val="0"/>
+              <w:spacing w:line="240" w:lineRule="auto"/>
+              <w:rPr>
+                <w:sz w:val="24"/>
+                <w:szCs w:val="24"/>
+              </w:rPr>
+            </w:pPr>
+            <w:r>
+              <w:rPr>
+                <w:sz w:val="24"/>
+                <w:szCs w:val="24"/>
+                <w:rtl w:val="0"/>
+              </w:rPr>
+              <w:t xml:space="preserve">iPhone app*, iPad app*</w:t>
+            </w:r>
+          </w:p>
+        </w:tc>
+      </w:tr>
+      <w:tr>
+        <w:trPr>
+          <w:cantSplit w:val="0"/>
+          <w:tblHeader w:val="0"/>
+        </w:trPr>
+        <w:tc>
+          <w:tcPr>
+            <w:shd w:fill="auto" w:val="clear"/>
+            <w:tcMar>
+              <w:top w:w="100.0" w:type="dxa"/>
+              <w:left w:w="100.0" w:type="dxa"/>
+              <w:bottom w:w="100.0" w:type="dxa"/>
+              <w:right w:w="100.0" w:type="dxa"/>
+            </w:tcMar>
+            <w:vAlign w:val="top"/>
+          </w:tcPr>
+          <w:p>
+            <w:pPr>
+              <w:keepNext w:val="0"/>
+              <w:keepLines w:val="0"/>
+              <w:pageBreakBefore w:val="0"/>
+              <w:widowControl w:val="0"/>
+              <w:pBdr>
+                <w:top w:space="0" w:sz="0" w:val="nil"/>
+                <w:left w:space="0" w:sz="0" w:val="nil"/>
+                <w:bottom w:space="0" w:sz="0" w:val="nil"/>
+                <w:right w:space="0" w:sz="0" w:val="nil"/>
+                <w:between w:space="0" w:sz="0" w:val="nil"/>
+              </w:pBdr>
+              <w:shd w:fill="auto" w:val="clear"/>
+              <w:spacing w:after="0" w:before="0" w:line="240" w:lineRule="auto"/>
+              <w:ind w:left="0" w:right="0" w:firstLine="0"/>
+              <w:jc w:val="left"/>
+              <w:rPr>
+                <w:sz w:val="24"/>
+                <w:szCs w:val="24"/>
+              </w:rPr>
+            </w:pPr>
+            <w:r>
+              <w:rPr>
+                <w:sz w:val="24"/>
+                <w:szCs w:val="24"/>
+                <w:rtl w:val="0"/>
+              </w:rPr>
+              <w:t xml:space="preserve">Мова</w:t>
+            </w:r>
+          </w:p>
+        </w:tc>
+        <w:tc>
+          <w:tcPr>
+            <w:shd w:fill="auto" w:val="clear"/>
+            <w:tcMar>
+              <w:top w:w="100.0" w:type="dxa"/>
+              <w:left w:w="100.0" w:type="dxa"/>
+              <w:bottom w:w="100.0" w:type="dxa"/>
+              <w:right w:w="100.0" w:type="dxa"/>
+            </w:tcMar>
+            <w:vAlign w:val="top"/>
+          </w:tcPr>
+          <w:p>
+            <w:pPr>
+              <w:widowControl w:val="0"/>
+              <w:spacing w:line="240" w:lineRule="auto"/>
+              <w:rPr>
+                <w:sz w:val="24"/>
+                <w:szCs w:val="24"/>
+              </w:rPr>
+            </w:pPr>
+            <w:r>
+              <w:rPr>
+                <w:sz w:val="24"/>
+                <w:szCs w:val="24"/>
+                <w:rtl w:val="0"/>
+              </w:rPr>
+              <w:t xml:space="preserve">Swift, Swift language, Swift programming</w:t>
+            </w:r>
+          </w:p>
+        </w:tc>
+      </w:tr>
+      <w:tr>
+        <w:trPr>
+          <w:cantSplit w:val="0"/>
+          <w:tblHeader w:val="0"/>
+        </w:trPr>
+        <w:tc>
+          <w:tcPr>
+            <w:shd w:fill="auto" w:val="clear"/>
+            <w:tcMar>
+              <w:top w:w="100.0" w:type="dxa"/>
+              <w:left w:w="100.0" w:type="dxa"/>
+              <w:bottom w:w="100.0" w:type="dxa"/>
+              <w:right w:w="100.0" w:type="dxa"/>
+            </w:tcMar>
+            <w:vAlign w:val="top"/>
+          </w:tcPr>
+          <w:p>
+            <w:pPr>
+              <w:keepNext w:val="0"/>
+              <w:keepLines w:val="0"/>
+              <w:pageBreakBefore w:val="0"/>
+              <w:widowControl w:val="0"/>
+              <w:pBdr>
+                <w:top w:space="0" w:sz="0" w:val="nil"/>
+                <w:left w:space="0" w:sz="0" w:val="nil"/>
+                <w:bottom w:space="0" w:sz="0" w:val="nil"/>
+                <w:right w:space="0" w:sz="0" w:val="nil"/>
+                <w:between w:space="0" w:sz="0" w:val="nil"/>
+              </w:pBdr>
+              <w:shd w:fill="auto" w:val="clear"/>
+              <w:spacing w:after="0" w:before="0" w:line="240" w:lineRule="auto"/>
+              <w:ind w:left="0" w:right="0" w:firstLine="0"/>
+              <w:jc w:val="left"/>
+              <w:rPr>
+                <w:sz w:val="24"/>
+                <w:szCs w:val="24"/>
+              </w:rPr>
+            </w:pPr>
+            <w:r>
+              <w:rPr>
+                <w:sz w:val="24"/>
+                <w:szCs w:val="24"/>
+                <w:rtl w:val="0"/>
+              </w:rPr>
+              <w:t xml:space="preserve">Фреймворки</w:t>
+            </w:r>
+          </w:p>
+        </w:tc>
+        <w:tc>
+          <w:tcPr>
+            <w:shd w:fill="auto" w:val="clear"/>
+            <w:tcMar>
+              <w:top w:w="100.0" w:type="dxa"/>
+              <w:left w:w="100.0" w:type="dxa"/>
+              <w:bottom w:w="100.0" w:type="dxa"/>
+              <w:right w:w="100.0" w:type="dxa"/>
+            </w:tcMar>
+            <w:vAlign w:val="top"/>
+          </w:tcPr>
+          <w:p>
+            <w:pPr>
+              <w:widowControl w:val="0"/>
+              <w:spacing w:line="240" w:lineRule="auto"/>
+              <w:rPr>
+                <w:sz w:val="24"/>
+                <w:szCs w:val="24"/>
+              </w:rPr>
+            </w:pPr>
+            <w:r>
+              <w:rPr>
+                <w:sz w:val="24"/>
+                <w:szCs w:val="24"/>
+                <w:rtl w:val="0"/>
+              </w:rPr>
+              <w:t xml:space="preserve">SwiftUI, UIKit</w:t>
+            </w:r>
+          </w:p>
+        </w:tc>
+      </w:tr>
+    </w:tbl>
+    <w:p>
+      <w:pPr>
+        <w:rPr/>
+      </w:pPr>
+      <w:r>
+        <w:rPr>
+          <w:rtl w:val="0"/>
+        </w:rPr>
+      </w:r>
+    </w:p>
+    <w:p>
+      <w:pPr>
+        <w:rPr/>
+      </w:pPr>
+      <w:r>
+        <w:rPr>
+          <w:rtl w:val="0"/>
+        </w:rPr>
+        <w:t xml:space="preserve">Intervention</w:t>
+      </w:r>
+    </w:p>
+    <w:tbl>
+      <w:tblPr>
+        <w:tblStyle w:val="Table3"/>
+        <w:tblW w:w="9000.0" w:type="dxa"/>
+        <w:jc w:val="left"/>
+        <w:tblBorders>
+          <w:top w:color="000000" w:space="0" w:sz="8" w:val="single"/>
+          <w:left w:color="000000" w:space="0" w:sz="8" w:val="single"/>
+          <w:bottom w:color="000000" w:space="0" w:sz="8" w:val="single"/>
+          <w:right w:color="000000" w:space="0" w:sz="8" w:val="single"/>
+          <w:insideH w:color="000000" w:space="0" w:sz="8" w:val="single"/>
+          <w:insideV w:color="000000" w:space="0" w:sz="8" w:val="single"/>
+        </w:tblBorders>
+        <w:tblLayout w:type="fixed"/>
+        <w:tblLook w:val="0600"/>
+      </w:tblPr>
+      <w:tblGrid>
+        <w:gridCol w:w="2490"/>
+        <w:gridCol w:w="6510"/>
+        <w:tblGridChange w:id="0">
+          <w:tblGrid>
+            <w:gridCol w:w="2490"/>
+            <w:gridCol w:w="6510"/>
+          </w:tblGrid>
+        </w:tblGridChange>
+      </w:tblGrid>
+      <w:tr>
+        <w:trPr>
+          <w:cantSplit w:val="0"/>
+          <w:tblHeader w:val="0"/>
+        </w:trPr>
+        <w:tc>
+          <w:tcPr>
+            <w:shd w:fill="auto" w:val="clear"/>
+            <w:tcMar>
+              <w:top w:w="100.0" w:type="dxa"/>
+              <w:left w:w="100.0" w:type="dxa"/>
+              <w:bottom w:w="100.0" w:type="dxa"/>
+              <w:right w:w="100.0" w:type="dxa"/>
+            </w:tcMar>
+            <w:vAlign w:val="top"/>
+          </w:tcPr>
+          <w:p>
+            <w:pPr>
+              <w:keepNext w:val="0"/>
+              <w:keepLines w:val="0"/>
+              <w:pageBreakBefore w:val="0"/>
+              <w:widowControl w:val="0"/>
+              <w:pBdr>
+                <w:top w:space="0" w:sz="0" w:val="nil"/>
+                <w:left w:space="0" w:sz="0" w:val="nil"/>
+                <w:bottom w:space="0" w:sz="0" w:val="nil"/>
+                <w:right w:space="0" w:sz="0" w:val="nil"/>
+                <w:between w:space="0" w:sz="0" w:val="nil"/>
+              </w:pBdr>
+              <w:shd w:fill="auto" w:val="clear"/>
+              <w:spacing w:after="0" w:before="0" w:line="240" w:lineRule="auto"/>
+              <w:ind w:left="0" w:right="0" w:firstLine="0"/>
+              <w:jc w:val="left"/>
+              <w:rPr>
+                <w:sz w:val="24"/>
+                <w:szCs w:val="24"/>
+              </w:rPr>
+            </w:pPr>
+            <w:r>
+              <w:rPr>
+                <w:sz w:val="24"/>
+                <w:szCs w:val="24"/>
+                <w:rtl w:val="0"/>
+              </w:rPr>
+              <w:t xml:space="preserve">Тип</w:t>
+            </w:r>
+          </w:p>
+        </w:tc>
+        <w:tc>
+          <w:tcPr>
+            <w:shd w:fill="auto" w:val="clear"/>
+            <w:tcMar>
+              <w:top w:w="100.0" w:type="dxa"/>
+              <w:left w:w="100.0" w:type="dxa"/>
+              <w:bottom w:w="100.0" w:type="dxa"/>
+              <w:right w:w="100.0" w:type="dxa"/>
+            </w:tcMar>
+            <w:vAlign w:val="top"/>
+          </w:tcPr>
+          <w:p>
+            <w:pPr>
+              <w:keepNext w:val="0"/>
+              <w:keepLines w:val="0"/>
+              <w:pageBreakBefore w:val="0"/>
+              <w:widowControl w:val="0"/>
+              <w:pBdr>
+                <w:top w:space="0" w:sz="0" w:val="nil"/>
+                <w:left w:space="0" w:sz="0" w:val="nil"/>
+                <w:bottom w:space="0" w:sz="0" w:val="nil"/>
+                <w:right w:space="0" w:sz="0" w:val="nil"/>
+                <w:between w:space="0" w:sz="0" w:val="nil"/>
+              </w:pBdr>
+              <w:shd w:fill="auto" w:val="clear"/>
+              <w:spacing w:after="0" w:before="0" w:line="240" w:lineRule="auto"/>
+              <w:ind w:left="0" w:right="0" w:firstLine="0"/>
+              <w:jc w:val="left"/>
+              <w:rPr>
+                <w:sz w:val="24"/>
+                <w:szCs w:val="24"/>
+              </w:rPr>
+            </w:pPr>
+            <w:r>
+              <w:rPr>
+                <w:sz w:val="24"/>
+                <w:szCs w:val="24"/>
+                <w:rtl w:val="0"/>
+              </w:rPr>
+              <w:t xml:space="preserve">Терміни</w:t>
+            </w:r>
+          </w:p>
+        </w:tc>
+      </w:tr>
+      <w:tr>
+        <w:trPr>
+          <w:cantSplit w:val="0"/>
+          <w:tblHeader w:val="0"/>
+        </w:trPr>
+        <w:tc>
+          <w:tcPr>
+            <w:shd w:fill="auto" w:val="clear"/>
+            <w:tcMar>
+              <w:top w:w="100.0" w:type="dxa"/>
+              <w:left w:w="100.0" w:type="dxa"/>
+              <w:bottom w:w="100.0" w:type="dxa"/>
+              <w:right w:w="100.0" w:type="dxa"/>
+            </w:tcMar>
+            <w:vAlign w:val="top"/>
+          </w:tcPr>
+          <w:p>
+            <w:pPr>
+              <w:keepNext w:val="0"/>
+              <w:keepLines w:val="0"/>
+              <w:pageBreakBefore w:val="0"/>
+              <w:widowControl w:val="0"/>
+              <w:pBdr>
+                <w:top w:space="0" w:sz="0" w:val="nil"/>
+                <w:left w:space="0" w:sz="0" w:val="nil"/>
+                <w:bottom w:space="0" w:sz="0" w:val="nil"/>
+                <w:right w:space="0" w:sz="0" w:val="nil"/>
+                <w:between w:space="0" w:sz="0" w:val="nil"/>
+              </w:pBdr>
+              <w:shd w:fill="auto" w:val="clear"/>
+              <w:spacing w:after="0" w:before="0" w:line="240" w:lineRule="auto"/>
+              <w:ind w:left="0" w:right="0" w:firstLine="0"/>
+              <w:jc w:val="left"/>
+              <w:rPr>
+                <w:sz w:val="24"/>
+                <w:szCs w:val="24"/>
+              </w:rPr>
+            </w:pPr>
+            <w:r>
+              <w:rPr>
+                <w:sz w:val="24"/>
+                <w:szCs w:val="24"/>
+                <w:rtl w:val="0"/>
+              </w:rPr>
+              <w:t xml:space="preserve">Родові</w:t>
+            </w:r>
+          </w:p>
+        </w:tc>
+        <w:tc>
+          <w:tcPr>
+            <w:shd w:fill="auto" w:val="clear"/>
+            <w:tcMar>
+              <w:top w:w="100.0" w:type="dxa"/>
+              <w:left w:w="100.0" w:type="dxa"/>
+              <w:bottom w:w="100.0" w:type="dxa"/>
+              <w:right w:w="100.0" w:type="dxa"/>
+            </w:tcMar>
+            <w:vAlign w:val="top"/>
+          </w:tcPr>
+          <w:p>
+            <w:pPr>
+              <w:widowControl w:val="0"/>
+              <w:spacing w:line="240" w:lineRule="auto"/>
+              <w:rPr>
+                <w:sz w:val="24"/>
+                <w:szCs w:val="24"/>
+              </w:rPr>
+            </w:pPr>
+            <w:r>
+              <w:rPr>
+                <w:sz w:val="24"/>
+                <w:szCs w:val="24"/>
+                <w:rtl w:val="0"/>
+              </w:rPr>
+              <w:t xml:space="preserve">architectur* pattern*, architecture pattern*, architectural style*, software architecture, application architecture, UI architecture, presentation layer architecture</w:t>
+            </w:r>
+          </w:p>
+        </w:tc>
+      </w:tr>
+      <w:tr>
+        <w:trPr>
+          <w:cantSplit w:val="0"/>
+          <w:tblHeader w:val="0"/>
+        </w:trPr>
+        <w:tc>
+          <w:tcPr>
+            <w:shd w:fill="auto" w:val="clear"/>
+            <w:tcMar>
+              <w:top w:w="100.0" w:type="dxa"/>
+              <w:left w:w="100.0" w:type="dxa"/>
+              <w:bottom w:w="100.0" w:type="dxa"/>
+              <w:right w:w="100.0" w:type="dxa"/>
+            </w:tcMar>
+            <w:vAlign w:val="top"/>
+          </w:tcPr>
+          <w:p>
+            <w:pPr>
+              <w:keepNext w:val="0"/>
+              <w:keepLines w:val="0"/>
+              <w:pageBreakBefore w:val="0"/>
+              <w:widowControl w:val="0"/>
+              <w:pBdr>
+                <w:top w:space="0" w:sz="0" w:val="nil"/>
+                <w:left w:space="0" w:sz="0" w:val="nil"/>
+                <w:bottom w:space="0" w:sz="0" w:val="nil"/>
+                <w:right w:space="0" w:sz="0" w:val="nil"/>
+                <w:between w:space="0" w:sz="0" w:val="nil"/>
+              </w:pBdr>
+              <w:shd w:fill="auto" w:val="clear"/>
+              <w:spacing w:after="0" w:before="0" w:line="240" w:lineRule="auto"/>
+              <w:ind w:left="0" w:right="0" w:firstLine="0"/>
+              <w:jc w:val="left"/>
+              <w:rPr>
+                <w:sz w:val="24"/>
+                <w:szCs w:val="24"/>
+              </w:rPr>
+            </w:pPr>
+            <w:r>
+              <w:rPr>
+                <w:sz w:val="24"/>
+                <w:szCs w:val="24"/>
+                <w:rtl w:val="0"/>
+              </w:rPr>
+              <w:t xml:space="preserve">Суміжні</w:t>
+            </w:r>
+          </w:p>
+        </w:tc>
+        <w:tc>
+          <w:tcPr>
+            <w:shd w:fill="auto" w:val="clear"/>
+            <w:tcMar>
+              <w:top w:w="100.0" w:type="dxa"/>
+              <w:left w:w="100.0" w:type="dxa"/>
+              <w:bottom w:w="100.0" w:type="dxa"/>
+              <w:right w:w="100.0" w:type="dxa"/>
+            </w:tcMar>
+            <w:vAlign w:val="top"/>
+          </w:tcPr>
+          <w:p>
+            <w:pPr>
+              <w:widowControl w:val="0"/>
+              <w:spacing w:line="240" w:lineRule="auto"/>
+              <w:rPr>
+                <w:sz w:val="24"/>
+                <w:szCs w:val="24"/>
+              </w:rPr>
+            </w:pPr>
+            <w:r>
+              <w:rPr>
+                <w:sz w:val="24"/>
+                <w:szCs w:val="24"/>
+                <w:rtl w:val="0"/>
+              </w:rPr>
+              <w:t xml:space="preserve">design pattern*, structural pattern*</w:t>
+            </w:r>
+          </w:p>
+        </w:tc>
+      </w:tr>
+      <w:tr>
+        <w:trPr>
+          <w:cantSplit w:val="0"/>
+          <w:tblHeader w:val="0"/>
+        </w:trPr>
+        <w:tc>
+          <w:tcPr>
+            <w:shd w:fill="auto" w:val="clear"/>
+            <w:tcMar>
+              <w:top w:w="100.0" w:type="dxa"/>
+              <w:left w:w="100.0" w:type="dxa"/>
+              <w:bottom w:w="100.0" w:type="dxa"/>
+              <w:right w:w="100.0" w:type="dxa"/>
+            </w:tcMar>
+            <w:vAlign w:val="top"/>
+          </w:tcPr>
+          <w:p>
+            <w:pPr>
+              <w:widowControl w:val="0"/>
+              <w:spacing w:line="240" w:lineRule="auto"/>
+              <w:rPr>
+                <w:sz w:val="24"/>
+                <w:szCs w:val="24"/>
+              </w:rPr>
+            </w:pPr>
+            <w:r>
+              <w:rPr>
+                <w:sz w:val="24"/>
+                <w:szCs w:val="24"/>
+                <w:rtl w:val="0"/>
+              </w:rPr>
+              <w:t xml:space="preserve">MVC</w:t>
+            </w:r>
+          </w:p>
+        </w:tc>
+        <w:tc>
+          <w:tcPr>
+            <w:shd w:fill="auto" w:val="clear"/>
+            <w:tcMar>
+              <w:top w:w="100.0" w:type="dxa"/>
+              <w:left w:w="100.0" w:type="dxa"/>
+              <w:bottom w:w="100.0" w:type="dxa"/>
+              <w:right w:w="100.0" w:type="dxa"/>
+            </w:tcMar>
+            <w:vAlign w:val="top"/>
+          </w:tcPr>
+          <w:p>
+            <w:pPr>
+              <w:widowControl w:val="0"/>
+              <w:spacing w:line="240" w:lineRule="auto"/>
+              <w:rPr>
+                <w:sz w:val="24"/>
+                <w:szCs w:val="24"/>
+              </w:rPr>
+            </w:pPr>
+            <w:r>
+              <w:rPr>
+                <w:sz w:val="24"/>
+                <w:szCs w:val="24"/>
+                <w:rtl w:val="0"/>
+              </w:rPr>
+              <w:t xml:space="preserve">MVC, Model-View-Controller, Model View Controller</w:t>
+            </w:r>
+          </w:p>
+        </w:tc>
+      </w:tr>
+      <w:tr>
+        <w:trPr>
+          <w:cantSplit w:val="0"/>
+          <w:tblHeader w:val="0"/>
+        </w:trPr>
+        <w:tc>
+          <w:tcPr>
+            <w:shd w:fill="auto" w:val="clear"/>
+            <w:tcMar>
+              <w:top w:w="100.0" w:type="dxa"/>
+              <w:left w:w="100.0" w:type="dxa"/>
+              <w:bottom w:w="100.0" w:type="dxa"/>
+              <w:right w:w="100.0" w:type="dxa"/>
+            </w:tcMar>
+            <w:vAlign w:val="top"/>
+          </w:tcPr>
+          <w:p>
+            <w:pPr>
+              <w:widowControl w:val="0"/>
+              <w:spacing w:line="240" w:lineRule="auto"/>
+              <w:rPr>
+                <w:sz w:val="24"/>
+                <w:szCs w:val="24"/>
+              </w:rPr>
+            </w:pPr>
+            <w:r>
+              <w:rPr>
+                <w:sz w:val="24"/>
+                <w:szCs w:val="24"/>
+                <w:rtl w:val="0"/>
+              </w:rPr>
+              <w:t xml:space="preserve">MVP</w:t>
+            </w:r>
+          </w:p>
+        </w:tc>
+        <w:tc>
+          <w:tcPr>
+            <w:shd w:fill="auto" w:val="clear"/>
+            <w:tcMar>
+              <w:top w:w="100.0" w:type="dxa"/>
+              <w:left w:w="100.0" w:type="dxa"/>
+              <w:bottom w:w="100.0" w:type="dxa"/>
+              <w:right w:w="100.0" w:type="dxa"/>
+            </w:tcMar>
+            <w:vAlign w:val="top"/>
+          </w:tcPr>
+          <w:p>
+            <w:pPr>
+              <w:widowControl w:val="0"/>
+              <w:spacing w:line="240" w:lineRule="auto"/>
+              <w:rPr>
+                <w:sz w:val="24"/>
+                <w:szCs w:val="24"/>
+              </w:rPr>
+            </w:pPr>
+            <w:r>
+              <w:rPr>
+                <w:sz w:val="24"/>
+                <w:szCs w:val="24"/>
+                <w:rtl w:val="0"/>
+              </w:rPr>
+              <w:t xml:space="preserve">MVP, Model-View-Presenter</w:t>
+            </w:r>
+          </w:p>
+        </w:tc>
+      </w:tr>
+      <w:tr>
+        <w:trPr>
+          <w:cantSplit w:val="0"/>
+          <w:tblHeader w:val="0"/>
+        </w:trPr>
+        <w:tc>
+          <w:tcPr>
+            <w:shd w:fill="auto" w:val="clear"/>
+            <w:tcMar>
+              <w:top w:w="100.0" w:type="dxa"/>
+              <w:left w:w="100.0" w:type="dxa"/>
+              <w:bottom w:w="100.0" w:type="dxa"/>
+              <w:right w:w="100.0" w:type="dxa"/>
+            </w:tcMar>
+            <w:vAlign w:val="top"/>
+          </w:tcPr>
+          <w:p>
+            <w:pPr>
+              <w:widowControl w:val="0"/>
+              <w:spacing w:line="240" w:lineRule="auto"/>
+              <w:rPr>
+                <w:sz w:val="24"/>
+                <w:szCs w:val="24"/>
+              </w:rPr>
+            </w:pPr>
+            <w:r>
+              <w:rPr>
+                <w:sz w:val="24"/>
+                <w:szCs w:val="24"/>
+                <w:rtl w:val="0"/>
+              </w:rPr>
+              <w:t xml:space="preserve">MVVM</w:t>
+            </w:r>
+          </w:p>
+        </w:tc>
+        <w:tc>
+          <w:tcPr>
+            <w:shd w:fill="auto" w:val="clear"/>
+            <w:tcMar>
+              <w:top w:w="100.0" w:type="dxa"/>
+              <w:left w:w="100.0" w:type="dxa"/>
+              <w:bottom w:w="100.0" w:type="dxa"/>
+              <w:right w:w="100.0" w:type="dxa"/>
+            </w:tcMar>
+            <w:vAlign w:val="top"/>
+          </w:tcPr>
+          <w:p>
+            <w:pPr>
+              <w:widowControl w:val="0"/>
+              <w:spacing w:line="240" w:lineRule="auto"/>
+              <w:rPr>
+                <w:sz w:val="24"/>
+                <w:szCs w:val="24"/>
+              </w:rPr>
+            </w:pPr>
+            <w:r>
+              <w:rPr>
+                <w:sz w:val="24"/>
+                <w:szCs w:val="24"/>
+                <w:rtl w:val="0"/>
+              </w:rPr>
+              <w:t xml:space="preserve">MVVM, Model-View-ViewModel, MVVM-C, ViewModel, View Model</w:t>
+            </w:r>
+          </w:p>
+        </w:tc>
+      </w:tr>
+      <w:tr>
+        <w:trPr>
+          <w:cantSplit w:val="0"/>
+          <w:tblHeader w:val="0"/>
+        </w:trPr>
+        <w:tc>
+          <w:tcPr>
+            <w:shd w:fill="auto" w:val="clear"/>
+            <w:tcMar>
+              <w:top w:w="100.0" w:type="dxa"/>
+              <w:left w:w="100.0" w:type="dxa"/>
+              <w:bottom w:w="100.0" w:type="dxa"/>
+              <w:right w:w="100.0" w:type="dxa"/>
+            </w:tcMar>
+            <w:vAlign w:val="top"/>
+          </w:tcPr>
+          <w:p>
+            <w:pPr>
+              <w:widowControl w:val="0"/>
+              <w:spacing w:line="240" w:lineRule="auto"/>
+              <w:rPr>
+                <w:sz w:val="24"/>
+                <w:szCs w:val="24"/>
+              </w:rPr>
+            </w:pPr>
+            <w:r>
+              <w:rPr>
+                <w:sz w:val="24"/>
+                <w:szCs w:val="24"/>
+                <w:rtl w:val="0"/>
+              </w:rPr>
+              <w:t xml:space="preserve">VIPER</w:t>
+            </w:r>
+          </w:p>
+        </w:tc>
+        <w:tc>
+          <w:tcPr>
+            <w:shd w:fill="auto" w:val="clear"/>
+            <w:tcMar>
+              <w:top w:w="100.0" w:type="dxa"/>
+              <w:left w:w="100.0" w:type="dxa"/>
+              <w:bottom w:w="100.0" w:type="dxa"/>
+              <w:right w:w="100.0" w:type="dxa"/>
+            </w:tcMar>
+            <w:vAlign w:val="top"/>
+          </w:tcPr>
+          <w:p>
+            <w:pPr>
+              <w:widowControl w:val="0"/>
+              <w:spacing w:line="240" w:lineRule="auto"/>
+              <w:rPr>
+                <w:sz w:val="24"/>
+                <w:szCs w:val="24"/>
+              </w:rPr>
+            </w:pPr>
+            <w:r>
+              <w:rPr>
+                <w:sz w:val="24"/>
+                <w:szCs w:val="24"/>
+                <w:rtl w:val="0"/>
+              </w:rPr>
+              <w:t xml:space="preserve">VIPER, View-Interactor-Presenter-Entity-Router</w:t>
+            </w:r>
+          </w:p>
+        </w:tc>
+      </w:tr>
+      <w:tr>
+        <w:trPr>
+          <w:cantSplit w:val="0"/>
+          <w:tblHeader w:val="0"/>
+        </w:trPr>
+        <w:tc>
+          <w:tcPr>
+            <w:shd w:fill="auto" w:val="clear"/>
+            <w:tcMar>
+              <w:top w:w="100.0" w:type="dxa"/>
+              <w:left w:w="100.0" w:type="dxa"/>
+              <w:bottom w:w="100.0" w:type="dxa"/>
+              <w:right w:w="100.0" w:type="dxa"/>
+            </w:tcMar>
+            <w:vAlign w:val="top"/>
+          </w:tcPr>
+          <w:p>
+            <w:pPr>
+              <w:widowControl w:val="0"/>
+              <w:spacing w:line="240" w:lineRule="auto"/>
+              <w:rPr>
+                <w:sz w:val="24"/>
+                <w:szCs w:val="24"/>
+              </w:rPr>
+            </w:pPr>
+            <w:r>
+              <w:rPr>
+                <w:sz w:val="24"/>
+                <w:szCs w:val="24"/>
+                <w:rtl w:val="0"/>
+              </w:rPr>
+              <w:t xml:space="preserve">Clean</w:t>
+            </w:r>
+          </w:p>
+        </w:tc>
+        <w:tc>
+          <w:tcPr>
+            <w:shd w:fill="auto" w:val="clear"/>
+            <w:tcMar>
+              <w:top w:w="100.0" w:type="dxa"/>
+              <w:left w:w="100.0" w:type="dxa"/>
+              <w:bottom w:w="100.0" w:type="dxa"/>
+              <w:right w:w="100.0" w:type="dxa"/>
+            </w:tcMar>
+            <w:vAlign w:val="top"/>
+          </w:tcPr>
+          <w:p>
+            <w:pPr>
+              <w:widowControl w:val="0"/>
+              <w:spacing w:line="240" w:lineRule="auto"/>
+              <w:rPr>
+                <w:sz w:val="24"/>
+                <w:szCs w:val="24"/>
+              </w:rPr>
+            </w:pPr>
+            <w:r>
+              <w:rPr>
+                <w:sz w:val="24"/>
+                <w:szCs w:val="24"/>
+                <w:rtl w:val="0"/>
+              </w:rPr>
+              <w:t xml:space="preserve">Clean Architecture, Onion Architecture, Hexagonal Architecture, Ports and Adapters, Layered Architecture</w:t>
+            </w:r>
+          </w:p>
+        </w:tc>
+      </w:tr>
+      <w:tr>
+        <w:trPr>
+          <w:cantSplit w:val="0"/>
+          <w:tblHeader w:val="0"/>
+        </w:trPr>
+        <w:tc>
+          <w:tcPr>
+            <w:shd w:fill="auto" w:val="clear"/>
+            <w:tcMar>
+              <w:top w:w="100.0" w:type="dxa"/>
+              <w:left w:w="100.0" w:type="dxa"/>
+              <w:bottom w:w="100.0" w:type="dxa"/>
+              <w:right w:w="100.0" w:type="dxa"/>
+            </w:tcMar>
+            <w:vAlign w:val="top"/>
+          </w:tcPr>
+          <w:p>
+            <w:pPr>
+              <w:widowControl w:val="0"/>
+              <w:spacing w:line="240" w:lineRule="auto"/>
+              <w:rPr>
+                <w:sz w:val="24"/>
+                <w:szCs w:val="24"/>
+              </w:rPr>
+            </w:pPr>
+            <w:r>
+              <w:rPr>
+                <w:sz w:val="24"/>
+                <w:szCs w:val="24"/>
+                <w:rtl w:val="0"/>
+              </w:rPr>
+              <w:t xml:space="preserve">TCA</w:t>
+            </w:r>
+          </w:p>
+        </w:tc>
+        <w:tc>
+          <w:tcPr>
+            <w:shd w:fill="auto" w:val="clear"/>
+            <w:tcMar>
+              <w:top w:w="100.0" w:type="dxa"/>
+              <w:left w:w="100.0" w:type="dxa"/>
+              <w:bottom w:w="100.0" w:type="dxa"/>
+              <w:right w:w="100.0" w:type="dxa"/>
+            </w:tcMar>
+            <w:vAlign w:val="top"/>
+          </w:tcPr>
+          <w:p>
+            <w:pPr>
+              <w:widowControl w:val="0"/>
+              <w:spacing w:line="240" w:lineRule="auto"/>
+              <w:rPr>
+                <w:sz w:val="24"/>
+                <w:szCs w:val="24"/>
+              </w:rPr>
+            </w:pPr>
+            <w:r>
+              <w:rPr>
+                <w:sz w:val="24"/>
+                <w:szCs w:val="24"/>
+                <w:rtl w:val="0"/>
+              </w:rPr>
+              <w:t xml:space="preserve">TCA, The Composable Architecture, Composable Architecture</w:t>
+            </w:r>
+          </w:p>
+        </w:tc>
+      </w:tr>
+      <w:tr>
+        <w:trPr>
+          <w:cantSplit w:val="0"/>
+          <w:tblHeader w:val="0"/>
+        </w:trPr>
+        <w:tc>
+          <w:tcPr>
+            <w:shd w:fill="auto" w:val="clear"/>
+            <w:tcMar>
+              <w:top w:w="100.0" w:type="dxa"/>
+              <w:left w:w="100.0" w:type="dxa"/>
+              <w:bottom w:w="100.0" w:type="dxa"/>
+              <w:right w:w="100.0" w:type="dxa"/>
+            </w:tcMar>
+            <w:vAlign w:val="top"/>
+          </w:tcPr>
+          <w:p>
+            <w:pPr>
+              <w:widowControl w:val="0"/>
+              <w:spacing w:line="240" w:lineRule="auto"/>
+              <w:rPr>
+                <w:sz w:val="24"/>
+                <w:szCs w:val="24"/>
+              </w:rPr>
+            </w:pPr>
+            <w:r>
+              <w:rPr>
+                <w:sz w:val="24"/>
+                <w:szCs w:val="24"/>
+                <w:rtl w:val="0"/>
+              </w:rPr>
+              <w:t xml:space="preserve">Однонаправлений потік</w:t>
+            </w:r>
+          </w:p>
+        </w:tc>
+        <w:tc>
+          <w:tcPr>
+            <w:shd w:fill="auto" w:val="clear"/>
+            <w:tcMar>
+              <w:top w:w="100.0" w:type="dxa"/>
+              <w:left w:w="100.0" w:type="dxa"/>
+              <w:bottom w:w="100.0" w:type="dxa"/>
+              <w:right w:w="100.0" w:type="dxa"/>
+            </w:tcMar>
+            <w:vAlign w:val="top"/>
+          </w:tcPr>
+          <w:p>
+            <w:pPr>
+              <w:widowControl w:val="0"/>
+              <w:spacing w:line="240" w:lineRule="auto"/>
+              <w:rPr>
+                <w:sz w:val="24"/>
+                <w:szCs w:val="24"/>
+              </w:rPr>
+            </w:pPr>
+            <w:r>
+              <w:rPr>
+                <w:sz w:val="24"/>
+                <w:szCs w:val="24"/>
+                <w:rtl w:val="0"/>
+              </w:rPr>
+              <w:t xml:space="preserve">Redux, Redux-like, Flux, Flux-like, UDF, unidirectional data flow, MVU, Model-View-Update, Elm Architecture, MVI, Model-View-Intent, state management</w:t>
+            </w:r>
+          </w:p>
+        </w:tc>
+      </w:tr>
+      <w:tr>
+        <w:trPr>
+          <w:cantSplit w:val="0"/>
+          <w:tblHeader w:val="0"/>
+        </w:trPr>
+        <w:tc>
+          <w:tcPr>
+            <w:shd w:fill="auto" w:val="clear"/>
+            <w:tcMar>
+              <w:top w:w="100.0" w:type="dxa"/>
+              <w:left w:w="100.0" w:type="dxa"/>
+              <w:bottom w:w="100.0" w:type="dxa"/>
+              <w:right w:w="100.0" w:type="dxa"/>
+            </w:tcMar>
+            <w:vAlign w:val="top"/>
+          </w:tcPr>
+          <w:p>
+            <w:pPr>
+              <w:widowControl w:val="0"/>
+              <w:spacing w:line="240" w:lineRule="auto"/>
+              <w:rPr>
+                <w:sz w:val="24"/>
+                <w:szCs w:val="24"/>
+              </w:rPr>
+            </w:pPr>
+            <w:r>
+              <w:rPr>
+                <w:sz w:val="24"/>
+                <w:szCs w:val="24"/>
+                <w:rtl w:val="0"/>
+              </w:rPr>
+              <w:t xml:space="preserve">Допоміжні</w:t>
+            </w:r>
+          </w:p>
+        </w:tc>
+        <w:tc>
+          <w:tcPr>
+            <w:shd w:fill="auto" w:val="clear"/>
+            <w:tcMar>
+              <w:top w:w="100.0" w:type="dxa"/>
+              <w:left w:w="100.0" w:type="dxa"/>
+              <w:bottom w:w="100.0" w:type="dxa"/>
+              <w:right w:w="100.0" w:type="dxa"/>
+            </w:tcMar>
+            <w:vAlign w:val="top"/>
+          </w:tcPr>
+          <w:p>
+            <w:pPr>
+              <w:widowControl w:val="0"/>
+              <w:spacing w:line="240" w:lineRule="auto"/>
+              <w:rPr>
+                <w:sz w:val="24"/>
+                <w:szCs w:val="24"/>
+              </w:rPr>
+            </w:pPr>
+            <w:r>
+              <w:rPr>
+                <w:sz w:val="24"/>
+                <w:szCs w:val="24"/>
+                <w:rtl w:val="0"/>
+              </w:rPr>
+              <w:t xml:space="preserve">Coordinator pattern, Router pattern, RIBs</w:t>
+            </w:r>
+          </w:p>
+        </w:tc>
+      </w:tr>
+    </w:tbl>
+    <w:p>
+      <w:pPr>
+        <w:rPr/>
+      </w:pPr>
+      <w:r>
+        <w:rPr>
+          <w:rtl w:val="0"/>
+        </w:rPr>
+      </w:r>
+    </w:p>
+    <w:p>
+      <w:pPr>
+        <w:rPr/>
+      </w:pPr>
+      <w:r>
+        <w:rPr>
+          <w:rtl w:val="0"/>
+        </w:rPr>
+      </w:r>
+    </w:p>
+    <w:p>
+      <w:pPr>
+        <w:rPr/>
+      </w:pPr>
+      <w:r>
+        <w:rPr>
+          <w:rtl w:val="0"/>
+        </w:rPr>
+      </w:r>
+    </w:p>
+    <w:p>
+      <w:pPr>
+        <w:rPr/>
+      </w:pPr>
+      <w:r>
+        <w:rPr>
+          <w:rtl w:val="0"/>
+        </w:rPr>
+      </w:r>
+    </w:p>
+    <w:p>
+      <w:pPr>
+        <w:rPr/>
+      </w:pPr>
+      <w:r>
+        <w:rPr>
+          <w:rtl w:val="0"/>
+        </w:rPr>
+        <w:t xml:space="preserve">Comparison</w:t>
+      </w:r>
+    </w:p>
+    <w:tbl>
+      <w:tblPr>
+        <w:tblStyle w:val="Table4"/>
+        <w:tblW w:w="9000.0" w:type="dxa"/>
+        <w:jc w:val="left"/>
+        <w:tblBorders>
+          <w:top w:color="000000" w:space="0" w:sz="8" w:val="single"/>
+          <w:left w:color="000000" w:space="0" w:sz="8" w:val="single"/>
+          <w:bottom w:color="000000" w:space="0" w:sz="8" w:val="single"/>
+          <w:right w:color="000000" w:space="0" w:sz="8" w:val="single"/>
+          <w:insideH w:color="000000" w:space="0" w:sz="8" w:val="single"/>
+          <w:insideV w:color="000000" w:space="0" w:sz="8" w:val="single"/>
+        </w:tblBorders>
+        <w:tblLayout w:type="fixed"/>
+        <w:tblLook w:val="0600"/>
+      </w:tblPr>
+      <w:tblGrid>
+        <w:gridCol w:w="2190"/>
+        <w:gridCol w:w="6810"/>
+        <w:tblGridChange w:id="0">
+          <w:tblGrid>
+            <w:gridCol w:w="2190"/>
+            <w:gridCol w:w="6810"/>
+          </w:tblGrid>
+        </w:tblGridChange>
+      </w:tblGrid>
+      <w:tr>
+        <w:trPr>
+          <w:cantSplit w:val="0"/>
+          <w:tblHeader w:val="0"/>
+        </w:trPr>
+        <w:tc>
+          <w:tcPr>
+            <w:shd w:fill="auto" w:val="clear"/>
+            <w:tcMar>
+              <w:top w:w="100.0" w:type="dxa"/>
+              <w:left w:w="100.0" w:type="dxa"/>
+              <w:bottom w:w="100.0" w:type="dxa"/>
+              <w:right w:w="100.0" w:type="dxa"/>
+            </w:tcMar>
+            <w:vAlign w:val="top"/>
+          </w:tcPr>
+          <w:p>
+            <w:pPr>
+              <w:keepNext w:val="0"/>
+              <w:keepLines w:val="0"/>
+              <w:pageBreakBefore w:val="0"/>
+              <w:widowControl w:val="0"/>
+              <w:pBdr>
+                <w:top w:space="0" w:sz="0" w:val="nil"/>
+                <w:left w:space="0" w:sz="0" w:val="nil"/>
+                <w:bottom w:space="0" w:sz="0" w:val="nil"/>
+                <w:right w:space="0" w:sz="0" w:val="nil"/>
+                <w:between w:space="0" w:sz="0" w:val="nil"/>
+              </w:pBdr>
+              <w:shd w:fill="auto" w:val="clear"/>
+              <w:spacing w:after="0" w:before="0" w:line="240" w:lineRule="auto"/>
+              <w:ind w:left="0" w:right="0" w:firstLine="0"/>
+              <w:jc w:val="left"/>
+              <w:rPr>
+                <w:sz w:val="24"/>
+                <w:szCs w:val="24"/>
+              </w:rPr>
+            </w:pPr>
+            <w:r>
+              <w:rPr>
+                <w:sz w:val="24"/>
+                <w:szCs w:val="24"/>
+                <w:rtl w:val="0"/>
+              </w:rPr>
+              <w:t xml:space="preserve">Тип</w:t>
+            </w:r>
+          </w:p>
+        </w:tc>
+        <w:tc>
+          <w:tcPr>
+            <w:shd w:fill="auto" w:val="clear"/>
+            <w:tcMar>
+              <w:top w:w="100.0" w:type="dxa"/>
+              <w:left w:w="100.0" w:type="dxa"/>
+              <w:bottom w:w="100.0" w:type="dxa"/>
+              <w:right w:w="100.0" w:type="dxa"/>
+            </w:tcMar>
+            <w:vAlign w:val="top"/>
+          </w:tcPr>
+          <w:p>
+            <w:pPr>
+              <w:keepNext w:val="0"/>
+              <w:keepLines w:val="0"/>
+              <w:pageBreakBefore w:val="0"/>
+              <w:widowControl w:val="0"/>
+              <w:pBdr>
+                <w:top w:space="0" w:sz="0" w:val="nil"/>
+                <w:left w:space="0" w:sz="0" w:val="nil"/>
+                <w:bottom w:space="0" w:sz="0" w:val="nil"/>
+                <w:right w:space="0" w:sz="0" w:val="nil"/>
+                <w:between w:space="0" w:sz="0" w:val="nil"/>
+              </w:pBdr>
+              <w:shd w:fill="auto" w:val="clear"/>
+              <w:spacing w:after="0" w:before="0" w:line="240" w:lineRule="auto"/>
+              <w:ind w:left="0" w:right="0" w:firstLine="0"/>
+              <w:jc w:val="left"/>
+              <w:rPr>
+                <w:sz w:val="24"/>
+                <w:szCs w:val="24"/>
+              </w:rPr>
+            </w:pPr>
+            <w:r>
+              <w:rPr>
+                <w:sz w:val="24"/>
+                <w:szCs w:val="24"/>
+                <w:rtl w:val="0"/>
+              </w:rPr>
+              <w:t xml:space="preserve">Терміни</w:t>
+            </w:r>
+          </w:p>
+        </w:tc>
+      </w:tr>
+      <w:tr>
+        <w:trPr>
+          <w:cantSplit w:val="0"/>
+          <w:tblHeader w:val="0"/>
+        </w:trPr>
+        <w:tc>
+          <w:tcPr>
+            <w:shd w:fill="auto" w:val="clear"/>
+            <w:tcMar>
+              <w:top w:w="100.0" w:type="dxa"/>
+              <w:left w:w="100.0" w:type="dxa"/>
+              <w:bottom w:w="100.0" w:type="dxa"/>
+              <w:right w:w="100.0" w:type="dxa"/>
+            </w:tcMar>
+            <w:vAlign w:val="top"/>
+          </w:tcPr>
+          <w:p>
+            <w:pPr>
+              <w:keepNext w:val="0"/>
+              <w:keepLines w:val="0"/>
+              <w:pageBreakBefore w:val="0"/>
+              <w:widowControl w:val="0"/>
+              <w:pBdr>
+                <w:top w:space="0" w:sz="0" w:val="nil"/>
+                <w:left w:space="0" w:sz="0" w:val="nil"/>
+                <w:bottom w:space="0" w:sz="0" w:val="nil"/>
+                <w:right w:space="0" w:sz="0" w:val="nil"/>
+                <w:between w:space="0" w:sz="0" w:val="nil"/>
+              </w:pBdr>
+              <w:shd w:fill="auto" w:val="clear"/>
+              <w:spacing w:after="0" w:before="0" w:line="240" w:lineRule="auto"/>
+              <w:ind w:left="0" w:right="0" w:firstLine="0"/>
+              <w:jc w:val="left"/>
+              <w:rPr>
+                <w:sz w:val="24"/>
+                <w:szCs w:val="24"/>
+              </w:rPr>
+            </w:pPr>
+            <w:r>
+              <w:rPr>
+                <w:sz w:val="24"/>
+                <w:szCs w:val="24"/>
+                <w:rtl w:val="0"/>
+              </w:rPr>
+              <w:t xml:space="preserve">Прямі</w:t>
+            </w:r>
+          </w:p>
+        </w:tc>
+        <w:tc>
+          <w:tcPr>
+            <w:shd w:fill="auto" w:val="clear"/>
+            <w:tcMar>
+              <w:top w:w="100.0" w:type="dxa"/>
+              <w:left w:w="100.0" w:type="dxa"/>
+              <w:bottom w:w="100.0" w:type="dxa"/>
+              <w:right w:w="100.0" w:type="dxa"/>
+            </w:tcMar>
+            <w:vAlign w:val="top"/>
+          </w:tcPr>
+          <w:p>
+            <w:pPr>
+              <w:widowControl w:val="0"/>
+              <w:spacing w:line="240" w:lineRule="auto"/>
+              <w:rPr>
+                <w:sz w:val="24"/>
+                <w:szCs w:val="24"/>
+              </w:rPr>
+            </w:pPr>
+            <w:r>
+              <w:rPr>
+                <w:sz w:val="24"/>
+                <w:szCs w:val="24"/>
+                <w:rtl w:val="0"/>
+              </w:rPr>
+              <w:t xml:space="preserve">compar* (comparison, comparative, comparing), comparative study, comparative analysis, comparative evaluation, versus, vs</w:t>
+            </w:r>
+          </w:p>
+        </w:tc>
+      </w:tr>
+      <w:tr>
+        <w:trPr>
+          <w:cantSplit w:val="0"/>
+          <w:tblHeader w:val="0"/>
+        </w:trPr>
+        <w:tc>
+          <w:tcPr>
+            <w:shd w:fill="auto" w:val="clear"/>
+            <w:tcMar>
+              <w:top w:w="100.0" w:type="dxa"/>
+              <w:left w:w="100.0" w:type="dxa"/>
+              <w:bottom w:w="100.0" w:type="dxa"/>
+              <w:right w:w="100.0" w:type="dxa"/>
+            </w:tcMar>
+            <w:vAlign w:val="top"/>
+          </w:tcPr>
+          <w:p>
+            <w:pPr>
+              <w:keepNext w:val="0"/>
+              <w:keepLines w:val="0"/>
+              <w:pageBreakBefore w:val="0"/>
+              <w:widowControl w:val="0"/>
+              <w:pBdr>
+                <w:top w:space="0" w:sz="0" w:val="nil"/>
+                <w:left w:space="0" w:sz="0" w:val="nil"/>
+                <w:bottom w:space="0" w:sz="0" w:val="nil"/>
+                <w:right w:space="0" w:sz="0" w:val="nil"/>
+                <w:between w:space="0" w:sz="0" w:val="nil"/>
+              </w:pBdr>
+              <w:shd w:fill="auto" w:val="clear"/>
+              <w:spacing w:after="0" w:before="0" w:line="240" w:lineRule="auto"/>
+              <w:ind w:left="0" w:right="0" w:firstLine="0"/>
+              <w:jc w:val="left"/>
+              <w:rPr>
+                <w:sz w:val="24"/>
+                <w:szCs w:val="24"/>
+              </w:rPr>
+            </w:pPr>
+            <w:r>
+              <w:rPr>
+                <w:sz w:val="24"/>
+                <w:szCs w:val="24"/>
+                <w:rtl w:val="0"/>
+              </w:rPr>
+              <w:t xml:space="preserve">Оцінювання</w:t>
+            </w:r>
+          </w:p>
+        </w:tc>
+        <w:tc>
+          <w:tcPr>
+            <w:shd w:fill="auto" w:val="clear"/>
+            <w:tcMar>
+              <w:top w:w="100.0" w:type="dxa"/>
+              <w:left w:w="100.0" w:type="dxa"/>
+              <w:bottom w:w="100.0" w:type="dxa"/>
+              <w:right w:w="100.0" w:type="dxa"/>
+            </w:tcMar>
+            <w:vAlign w:val="top"/>
+          </w:tcPr>
+          <w:p>
+            <w:pPr>
+              <w:widowControl w:val="0"/>
+              <w:spacing w:line="240" w:lineRule="auto"/>
+              <w:rPr>
+                <w:sz w:val="24"/>
+                <w:szCs w:val="24"/>
+              </w:rPr>
+            </w:pPr>
+            <w:r>
+              <w:rPr>
+                <w:sz w:val="24"/>
+                <w:szCs w:val="24"/>
+                <w:rtl w:val="0"/>
+              </w:rPr>
+              <w:t xml:space="preserve">evaluation, assessment, benchmark*, empirical comparison, controlled experiment</w:t>
+            </w:r>
+          </w:p>
+        </w:tc>
+      </w:tr>
+      <w:tr>
+        <w:trPr>
+          <w:cantSplit w:val="0"/>
+          <w:tblHeader w:val="0"/>
+        </w:trPr>
+        <w:tc>
+          <w:tcPr>
+            <w:shd w:fill="auto" w:val="clear"/>
+            <w:tcMar>
+              <w:top w:w="100.0" w:type="dxa"/>
+              <w:left w:w="100.0" w:type="dxa"/>
+              <w:bottom w:w="100.0" w:type="dxa"/>
+              <w:right w:w="100.0" w:type="dxa"/>
+            </w:tcMar>
+            <w:vAlign w:val="top"/>
+          </w:tcPr>
+          <w:p>
+            <w:pPr>
+              <w:keepNext w:val="0"/>
+              <w:keepLines w:val="0"/>
+              <w:pageBreakBefore w:val="0"/>
+              <w:widowControl w:val="0"/>
+              <w:pBdr>
+                <w:top w:space="0" w:sz="0" w:val="nil"/>
+                <w:left w:space="0" w:sz="0" w:val="nil"/>
+                <w:bottom w:space="0" w:sz="0" w:val="nil"/>
+                <w:right w:space="0" w:sz="0" w:val="nil"/>
+                <w:between w:space="0" w:sz="0" w:val="nil"/>
+              </w:pBdr>
+              <w:shd w:fill="auto" w:val="clear"/>
+              <w:spacing w:after="0" w:before="0" w:line="240" w:lineRule="auto"/>
+              <w:ind w:left="0" w:right="0" w:firstLine="0"/>
+              <w:jc w:val="left"/>
+              <w:rPr>
+                <w:sz w:val="24"/>
+                <w:szCs w:val="24"/>
+              </w:rPr>
+            </w:pPr>
+            <w:r>
+              <w:rPr>
+                <w:sz w:val="24"/>
+                <w:szCs w:val="24"/>
+                <w:rtl w:val="0"/>
+              </w:rPr>
+              <w:t xml:space="preserve">Вибір і компроміси</w:t>
+            </w:r>
+          </w:p>
+        </w:tc>
+        <w:tc>
+          <w:tcPr>
+            <w:shd w:fill="auto" w:val="clear"/>
+            <w:tcMar>
+              <w:top w:w="100.0" w:type="dxa"/>
+              <w:left w:w="100.0" w:type="dxa"/>
+              <w:bottom w:w="100.0" w:type="dxa"/>
+              <w:right w:w="100.0" w:type="dxa"/>
+            </w:tcMar>
+            <w:vAlign w:val="top"/>
+          </w:tcPr>
+          <w:p>
+            <w:pPr>
+              <w:widowControl w:val="0"/>
+              <w:spacing w:line="240" w:lineRule="auto"/>
+              <w:rPr>
+                <w:sz w:val="24"/>
+                <w:szCs w:val="24"/>
+              </w:rPr>
+            </w:pPr>
+            <w:r>
+              <w:rPr>
+                <w:sz w:val="24"/>
+                <w:szCs w:val="24"/>
+                <w:rtl w:val="0"/>
+              </w:rPr>
+              <w:t xml:space="preserve">trade-off*, tradeoff*, architecture selection, architectural decision, decision criteria, selection criteria</w:t>
+            </w:r>
+          </w:p>
+        </w:tc>
+      </w:tr>
+      <w:tr>
+        <w:trPr>
+          <w:cantSplit w:val="0"/>
+          <w:tblHeader w:val="0"/>
+        </w:trPr>
+        <w:tc>
+          <w:tcPr>
+            <w:shd w:fill="auto" w:val="clear"/>
+            <w:tcMar>
+              <w:top w:w="100.0" w:type="dxa"/>
+              <w:left w:w="100.0" w:type="dxa"/>
+              <w:bottom w:w="100.0" w:type="dxa"/>
+              <w:right w:w="100.0" w:type="dxa"/>
+            </w:tcMar>
+            <w:vAlign w:val="top"/>
+          </w:tcPr>
+          <w:p>
+            <w:pPr>
+              <w:keepNext w:val="0"/>
+              <w:keepLines w:val="0"/>
+              <w:pageBreakBefore w:val="0"/>
+              <w:widowControl w:val="0"/>
+              <w:pBdr>
+                <w:top w:space="0" w:sz="0" w:val="nil"/>
+                <w:left w:space="0" w:sz="0" w:val="nil"/>
+                <w:bottom w:space="0" w:sz="0" w:val="nil"/>
+                <w:right w:space="0" w:sz="0" w:val="nil"/>
+                <w:between w:space="0" w:sz="0" w:val="nil"/>
+              </w:pBdr>
+              <w:shd w:fill="auto" w:val="clear"/>
+              <w:spacing w:after="0" w:before="0" w:line="240" w:lineRule="auto"/>
+              <w:ind w:left="0" w:right="0" w:firstLine="0"/>
+              <w:jc w:val="left"/>
+              <w:rPr>
+                <w:sz w:val="24"/>
+                <w:szCs w:val="24"/>
+              </w:rPr>
+            </w:pPr>
+            <w:r>
+              <w:rPr>
+                <w:sz w:val="24"/>
+                <w:szCs w:val="24"/>
+                <w:rtl w:val="0"/>
+              </w:rPr>
+              <w:t xml:space="preserve">Перехід між патернами</w:t>
+            </w:r>
+          </w:p>
+        </w:tc>
+        <w:tc>
+          <w:tcPr>
+            <w:shd w:fill="auto" w:val="clear"/>
+            <w:tcMar>
+              <w:top w:w="100.0" w:type="dxa"/>
+              <w:left w:w="100.0" w:type="dxa"/>
+              <w:bottom w:w="100.0" w:type="dxa"/>
+              <w:right w:w="100.0" w:type="dxa"/>
+            </w:tcMar>
+            <w:vAlign w:val="top"/>
+          </w:tcPr>
+          <w:p>
+            <w:pPr>
+              <w:widowControl w:val="0"/>
+              <w:spacing w:line="240" w:lineRule="auto"/>
+              <w:rPr>
+                <w:sz w:val="24"/>
+                <w:szCs w:val="24"/>
+              </w:rPr>
+            </w:pPr>
+            <w:r>
+              <w:rPr>
+                <w:sz w:val="24"/>
+                <w:szCs w:val="24"/>
+                <w:rtl w:val="0"/>
+              </w:rPr>
+              <w:t xml:space="preserve">migration, refactoring, architectural refactoring, re-architecting</w:t>
+            </w:r>
+          </w:p>
+        </w:tc>
+      </w:tr>
+    </w:tbl>
+    <w:p>
+      <w:pPr>
+        <w:rPr/>
+      </w:pPr>
+      <w:r>
+        <w:rPr>
+          <w:rtl w:val="0"/>
+        </w:rPr>
+      </w:r>
+    </w:p>
+    <w:p>
+      <w:pPr>
+        <w:rPr/>
+      </w:pPr>
+      <w:r>
+        <w:rPr>
+          <w:rtl w:val="0"/>
+        </w:rPr>
+        <w:t xml:space="preserve">Outcome</w:t>
+      </w:r>
+    </w:p>
+    <w:tbl>
+      <w:tblPr>
+        <w:tblStyle w:val="Table5"/>
+        <w:tblW w:w="9000.0" w:type="dxa"/>
+        <w:jc w:val="left"/>
+        <w:tblBorders>
+          <w:top w:color="000000" w:space="0" w:sz="8" w:val="single"/>
+          <w:left w:color="000000" w:space="0" w:sz="8" w:val="single"/>
+          <w:bottom w:color="000000" w:space="0" w:sz="8" w:val="single"/>
+          <w:right w:color="000000" w:space="0" w:sz="8" w:val="single"/>
+          <w:insideH w:color="000000" w:space="0" w:sz="8" w:val="single"/>
+          <w:insideV w:color="000000" w:space="0" w:sz="8" w:val="single"/>
+        </w:tblBorders>
+        <w:tblLayout w:type="fixed"/>
+        <w:tblLook w:val="0600"/>
+      </w:tblPr>
+      <w:tblGrid>
+        <w:gridCol w:w="2250"/>
+        <w:gridCol w:w="6750"/>
+        <w:tblGridChange w:id="0">
+          <w:tblGrid>
+            <w:gridCol w:w="2250"/>
+            <w:gridCol w:w="6750"/>
+          </w:tblGrid>
+        </w:tblGridChange>
+      </w:tblGrid>
+      <w:tr>
+        <w:trPr>
+          <w:cantSplit w:val="0"/>
+          <w:tblHeader w:val="0"/>
+        </w:trPr>
+        <w:tc>
+          <w:tcPr>
+            <w:shd w:fill="auto" w:val="clear"/>
+            <w:tcMar>
+              <w:top w:w="100.0" w:type="dxa"/>
+              <w:left w:w="100.0" w:type="dxa"/>
+              <w:bottom w:w="100.0" w:type="dxa"/>
+              <w:right w:w="100.0" w:type="dxa"/>
+            </w:tcMar>
+            <w:vAlign w:val="top"/>
+          </w:tcPr>
+          <w:p>
+            <w:pPr>
+              <w:keepNext w:val="0"/>
+              <w:keepLines w:val="0"/>
+              <w:pageBreakBefore w:val="0"/>
+              <w:widowControl w:val="0"/>
+              <w:pBdr>
+                <w:top w:space="0" w:sz="0" w:val="nil"/>
+                <w:left w:space="0" w:sz="0" w:val="nil"/>
+                <w:bottom w:space="0" w:sz="0" w:val="nil"/>
+                <w:right w:space="0" w:sz="0" w:val="nil"/>
+                <w:between w:space="0" w:sz="0" w:val="nil"/>
+              </w:pBdr>
+              <w:shd w:fill="auto" w:val="clear"/>
+              <w:spacing w:after="0" w:before="0" w:line="240" w:lineRule="auto"/>
+              <w:ind w:left="0" w:right="0" w:firstLine="0"/>
+              <w:jc w:val="left"/>
+              <w:rPr>
+                <w:sz w:val="24"/>
+                <w:szCs w:val="24"/>
+              </w:rPr>
+            </w:pPr>
+            <w:r>
+              <w:rPr>
+                <w:sz w:val="24"/>
+                <w:szCs w:val="24"/>
+                <w:rtl w:val="0"/>
+              </w:rPr>
+              <w:t xml:space="preserve">Тип</w:t>
+            </w:r>
+          </w:p>
+        </w:tc>
+        <w:tc>
+          <w:tcPr>
+            <w:shd w:fill="auto" w:val="clear"/>
+            <w:tcMar>
+              <w:top w:w="100.0" w:type="dxa"/>
+              <w:left w:w="100.0" w:type="dxa"/>
+              <w:bottom w:w="100.0" w:type="dxa"/>
+              <w:right w:w="100.0" w:type="dxa"/>
+            </w:tcMar>
+            <w:vAlign w:val="top"/>
+          </w:tcPr>
+          <w:p>
+            <w:pPr>
+              <w:keepNext w:val="0"/>
+              <w:keepLines w:val="0"/>
+              <w:pageBreakBefore w:val="0"/>
+              <w:widowControl w:val="0"/>
+              <w:pBdr>
+                <w:top w:space="0" w:sz="0" w:val="nil"/>
+                <w:left w:space="0" w:sz="0" w:val="nil"/>
+                <w:bottom w:space="0" w:sz="0" w:val="nil"/>
+                <w:right w:space="0" w:sz="0" w:val="nil"/>
+                <w:between w:space="0" w:sz="0" w:val="nil"/>
+              </w:pBdr>
+              <w:shd w:fill="auto" w:val="clear"/>
+              <w:spacing w:after="0" w:before="0" w:line="240" w:lineRule="auto"/>
+              <w:ind w:left="0" w:right="0" w:firstLine="0"/>
+              <w:jc w:val="left"/>
+              <w:rPr>
+                <w:sz w:val="24"/>
+                <w:szCs w:val="24"/>
+              </w:rPr>
+            </w:pPr>
+            <w:r>
+              <w:rPr>
+                <w:sz w:val="24"/>
+                <w:szCs w:val="24"/>
+                <w:rtl w:val="0"/>
+              </w:rPr>
+              <w:t xml:space="preserve">Терміни</w:t>
+            </w:r>
+          </w:p>
+        </w:tc>
+      </w:tr>
+      <w:tr>
+        <w:trPr>
+          <w:cantSplit w:val="0"/>
+          <w:tblHeader w:val="0"/>
+        </w:trPr>
+        <w:tc>
+          <w:tcPr>
+            <w:shd w:fill="auto" w:val="clear"/>
+            <w:tcMar>
+              <w:top w:w="100.0" w:type="dxa"/>
+              <w:left w:w="100.0" w:type="dxa"/>
+              <w:bottom w:w="100.0" w:type="dxa"/>
+              <w:right w:w="100.0" w:type="dxa"/>
+            </w:tcMar>
+            <w:vAlign w:val="top"/>
+          </w:tcPr>
+          <w:p>
+            <w:pPr>
+              <w:keepNext w:val="0"/>
+              <w:keepLines w:val="0"/>
+              <w:pageBreakBefore w:val="0"/>
+              <w:widowControl w:val="0"/>
+              <w:pBdr>
+                <w:top w:space="0" w:sz="0" w:val="nil"/>
+                <w:left w:space="0" w:sz="0" w:val="nil"/>
+                <w:bottom w:space="0" w:sz="0" w:val="nil"/>
+                <w:right w:space="0" w:sz="0" w:val="nil"/>
+                <w:between w:space="0" w:sz="0" w:val="nil"/>
+              </w:pBdr>
+              <w:shd w:fill="auto" w:val="clear"/>
+              <w:spacing w:after="0" w:before="0" w:line="240" w:lineRule="auto"/>
+              <w:ind w:left="0" w:right="0" w:firstLine="0"/>
+              <w:jc w:val="left"/>
+              <w:rPr>
+                <w:sz w:val="24"/>
+                <w:szCs w:val="24"/>
+              </w:rPr>
+            </w:pPr>
+            <w:r>
+              <w:rPr>
+                <w:sz w:val="24"/>
+                <w:szCs w:val="24"/>
+                <w:rtl w:val="0"/>
+              </w:rPr>
+              <w:t xml:space="preserve">Родові</w:t>
+            </w:r>
+          </w:p>
+        </w:tc>
+        <w:tc>
+          <w:tcPr>
+            <w:shd w:fill="auto" w:val="clear"/>
+            <w:tcMar>
+              <w:top w:w="100.0" w:type="dxa"/>
+              <w:left w:w="100.0" w:type="dxa"/>
+              <w:bottom w:w="100.0" w:type="dxa"/>
+              <w:right w:w="100.0" w:type="dxa"/>
+            </w:tcMar>
+            <w:vAlign w:val="top"/>
+          </w:tcPr>
+          <w:p>
+            <w:pPr>
+              <w:widowControl w:val="0"/>
+              <w:spacing w:line="240" w:lineRule="auto"/>
+              <w:rPr>
+                <w:sz w:val="24"/>
+                <w:szCs w:val="24"/>
+              </w:rPr>
+            </w:pPr>
+            <w:r>
+              <w:rPr>
+                <w:sz w:val="24"/>
+                <w:szCs w:val="24"/>
+                <w:rtl w:val="0"/>
+              </w:rPr>
+              <w:t xml:space="preserve">software quality, code quality, quality attribute*, non-functional requirement*, NFR, ISO/IEC 25010</w:t>
+            </w:r>
+          </w:p>
+        </w:tc>
+      </w:tr>
+      <w:tr>
+        <w:trPr>
+          <w:cantSplit w:val="0"/>
+          <w:tblHeader w:val="0"/>
+        </w:trPr>
+        <w:tc>
+          <w:tcPr>
+            <w:shd w:fill="auto" w:val="clear"/>
+            <w:tcMar>
+              <w:top w:w="100.0" w:type="dxa"/>
+              <w:left w:w="100.0" w:type="dxa"/>
+              <w:bottom w:w="100.0" w:type="dxa"/>
+              <w:right w:w="100.0" w:type="dxa"/>
+            </w:tcMar>
+            <w:vAlign w:val="top"/>
+          </w:tcPr>
+          <w:p>
+            <w:pPr>
+              <w:keepNext w:val="0"/>
+              <w:keepLines w:val="0"/>
+              <w:pageBreakBefore w:val="0"/>
+              <w:widowControl w:val="0"/>
+              <w:pBdr>
+                <w:top w:space="0" w:sz="0" w:val="nil"/>
+                <w:left w:space="0" w:sz="0" w:val="nil"/>
+                <w:bottom w:space="0" w:sz="0" w:val="nil"/>
+                <w:right w:space="0" w:sz="0" w:val="nil"/>
+                <w:between w:space="0" w:sz="0" w:val="nil"/>
+              </w:pBdr>
+              <w:shd w:fill="auto" w:val="clear"/>
+              <w:spacing w:after="0" w:before="0" w:line="240" w:lineRule="auto"/>
+              <w:ind w:left="0" w:right="0" w:firstLine="0"/>
+              <w:jc w:val="left"/>
+              <w:rPr>
+                <w:sz w:val="24"/>
+                <w:szCs w:val="24"/>
+              </w:rPr>
+            </w:pPr>
+            <w:r>
+              <w:rPr>
+                <w:sz w:val="24"/>
+                <w:szCs w:val="24"/>
+                <w:rtl w:val="0"/>
+              </w:rPr>
+              <w:t xml:space="preserve">Супровід</w:t>
+            </w:r>
+          </w:p>
+        </w:tc>
+        <w:tc>
+          <w:tcPr>
+            <w:shd w:fill="auto" w:val="clear"/>
+            <w:tcMar>
+              <w:top w:w="100.0" w:type="dxa"/>
+              <w:left w:w="100.0" w:type="dxa"/>
+              <w:bottom w:w="100.0" w:type="dxa"/>
+              <w:right w:w="100.0" w:type="dxa"/>
+            </w:tcMar>
+            <w:vAlign w:val="top"/>
+          </w:tcPr>
+          <w:p>
+            <w:pPr>
+              <w:widowControl w:val="0"/>
+              <w:spacing w:line="240" w:lineRule="auto"/>
+              <w:rPr>
+                <w:sz w:val="24"/>
+                <w:szCs w:val="24"/>
+              </w:rPr>
+            </w:pPr>
+            <w:r>
+              <w:rPr>
+                <w:sz w:val="24"/>
+                <w:szCs w:val="24"/>
+                <w:rtl w:val="0"/>
+              </w:rPr>
+              <w:t xml:space="preserve">maintainability, maintenance effort, modifiability, evolvability, ease of change</w:t>
+            </w:r>
+          </w:p>
+        </w:tc>
+      </w:tr>
+      <w:tr>
+        <w:trPr>
+          <w:cantSplit w:val="0"/>
+          <w:tblHeader w:val="0"/>
+        </w:trPr>
+        <w:tc>
+          <w:tcPr>
+            <w:shd w:fill="auto" w:val="clear"/>
+            <w:tcMar>
+              <w:top w:w="100.0" w:type="dxa"/>
+              <w:left w:w="100.0" w:type="dxa"/>
+              <w:bottom w:w="100.0" w:type="dxa"/>
+              <w:right w:w="100.0" w:type="dxa"/>
+            </w:tcMar>
+            <w:vAlign w:val="top"/>
+          </w:tcPr>
+          <w:p>
+            <w:pPr>
+              <w:keepNext w:val="0"/>
+              <w:keepLines w:val="0"/>
+              <w:pageBreakBefore w:val="0"/>
+              <w:widowControl w:val="0"/>
+              <w:pBdr>
+                <w:top w:space="0" w:sz="0" w:val="nil"/>
+                <w:left w:space="0" w:sz="0" w:val="nil"/>
+                <w:bottom w:space="0" w:sz="0" w:val="nil"/>
+                <w:right w:space="0" w:sz="0" w:val="nil"/>
+                <w:between w:space="0" w:sz="0" w:val="nil"/>
+              </w:pBdr>
+              <w:shd w:fill="auto" w:val="clear"/>
+              <w:spacing w:after="0" w:before="0" w:line="240" w:lineRule="auto"/>
+              <w:ind w:left="0" w:right="0" w:firstLine="0"/>
+              <w:jc w:val="left"/>
+              <w:rPr>
+                <w:sz w:val="24"/>
+                <w:szCs w:val="24"/>
+              </w:rPr>
+            </w:pPr>
+            <w:r>
+              <w:rPr>
+                <w:sz w:val="24"/>
+                <w:szCs w:val="24"/>
+                <w:rtl w:val="0"/>
+              </w:rPr>
+              <w:t xml:space="preserve">Тестованість</w:t>
+            </w:r>
+          </w:p>
+        </w:tc>
+        <w:tc>
+          <w:tcPr>
+            <w:shd w:fill="auto" w:val="clear"/>
+            <w:tcMar>
+              <w:top w:w="100.0" w:type="dxa"/>
+              <w:left w:w="100.0" w:type="dxa"/>
+              <w:bottom w:w="100.0" w:type="dxa"/>
+              <w:right w:w="100.0" w:type="dxa"/>
+            </w:tcMar>
+            <w:vAlign w:val="top"/>
+          </w:tcPr>
+          <w:p>
+            <w:pPr>
+              <w:widowControl w:val="0"/>
+              <w:spacing w:line="240" w:lineRule="auto"/>
+              <w:rPr>
+                <w:sz w:val="24"/>
+                <w:szCs w:val="24"/>
+              </w:rPr>
+            </w:pPr>
+            <w:r>
+              <w:rPr>
+                <w:sz w:val="24"/>
+                <w:szCs w:val="24"/>
+                <w:rtl w:val="0"/>
+              </w:rPr>
+              <w:t xml:space="preserve">testability, test coverage, unit test coverage, testing effort</w:t>
+            </w:r>
+          </w:p>
+        </w:tc>
+      </w:tr>
+      <w:tr>
+        <w:trPr>
+          <w:cantSplit w:val="0"/>
+          <w:tblHeader w:val="0"/>
+        </w:trPr>
+        <w:tc>
+          <w:tcPr>
+            <w:shd w:fill="auto" w:val="clear"/>
+            <w:tcMar>
+              <w:top w:w="100.0" w:type="dxa"/>
+              <w:left w:w="100.0" w:type="dxa"/>
+              <w:bottom w:w="100.0" w:type="dxa"/>
+              <w:right w:w="100.0" w:type="dxa"/>
+            </w:tcMar>
+            <w:vAlign w:val="top"/>
+          </w:tcPr>
+          <w:p>
+            <w:pPr>
+              <w:keepNext w:val="0"/>
+              <w:keepLines w:val="0"/>
+              <w:pageBreakBefore w:val="0"/>
+              <w:widowControl w:val="0"/>
+              <w:pBdr>
+                <w:top w:space="0" w:sz="0" w:val="nil"/>
+                <w:left w:space="0" w:sz="0" w:val="nil"/>
+                <w:bottom w:space="0" w:sz="0" w:val="nil"/>
+                <w:right w:space="0" w:sz="0" w:val="nil"/>
+                <w:between w:space="0" w:sz="0" w:val="nil"/>
+              </w:pBdr>
+              <w:shd w:fill="auto" w:val="clear"/>
+              <w:spacing w:after="0" w:before="0" w:line="240" w:lineRule="auto"/>
+              <w:ind w:left="0" w:right="0" w:firstLine="0"/>
+              <w:jc w:val="left"/>
+              <w:rPr>
+                <w:sz w:val="24"/>
+                <w:szCs w:val="24"/>
+              </w:rPr>
+            </w:pPr>
+            <w:r>
+              <w:rPr>
+                <w:sz w:val="24"/>
+                <w:szCs w:val="24"/>
+                <w:rtl w:val="0"/>
+              </w:rPr>
+              <w:t xml:space="preserve">Складність</w:t>
+            </w:r>
+          </w:p>
+        </w:tc>
+        <w:tc>
+          <w:tcPr>
+            <w:shd w:fill="auto" w:val="clear"/>
+            <w:tcMar>
+              <w:top w:w="100.0" w:type="dxa"/>
+              <w:left w:w="100.0" w:type="dxa"/>
+              <w:bottom w:w="100.0" w:type="dxa"/>
+              <w:right w:w="100.0" w:type="dxa"/>
+            </w:tcMar>
+            <w:vAlign w:val="top"/>
+          </w:tcPr>
+          <w:p>
+            <w:pPr>
+              <w:widowControl w:val="0"/>
+              <w:spacing w:line="240" w:lineRule="auto"/>
+              <w:rPr>
+                <w:sz w:val="24"/>
+                <w:szCs w:val="24"/>
+              </w:rPr>
+            </w:pPr>
+            <w:r>
+              <w:rPr>
+                <w:sz w:val="24"/>
+                <w:szCs w:val="24"/>
+                <w:rtl w:val="0"/>
+              </w:rPr>
+              <w:t xml:space="preserve">complexity, cyclomatic complexity, cognitive complexity, structural complexity, LOC, lines of code</w:t>
+            </w:r>
+          </w:p>
+        </w:tc>
+      </w:tr>
+      <w:tr>
+        <w:trPr>
+          <w:cantSplit w:val="0"/>
+          <w:tblHeader w:val="0"/>
+        </w:trPr>
+        <w:tc>
+          <w:tcPr>
+            <w:shd w:fill="auto" w:val="clear"/>
+            <w:tcMar>
+              <w:top w:w="100.0" w:type="dxa"/>
+              <w:left w:w="100.0" w:type="dxa"/>
+              <w:bottom w:w="100.0" w:type="dxa"/>
+              <w:right w:w="100.0" w:type="dxa"/>
+            </w:tcMar>
+            <w:vAlign w:val="top"/>
+          </w:tcPr>
+          <w:p>
+            <w:pPr>
+              <w:keepNext w:val="0"/>
+              <w:keepLines w:val="0"/>
+              <w:pageBreakBefore w:val="0"/>
+              <w:widowControl w:val="0"/>
+              <w:pBdr>
+                <w:top w:space="0" w:sz="0" w:val="nil"/>
+                <w:left w:space="0" w:sz="0" w:val="nil"/>
+                <w:bottom w:space="0" w:sz="0" w:val="nil"/>
+                <w:right w:space="0" w:sz="0" w:val="nil"/>
+                <w:between w:space="0" w:sz="0" w:val="nil"/>
+              </w:pBdr>
+              <w:shd w:fill="auto" w:val="clear"/>
+              <w:spacing w:after="0" w:before="0" w:line="240" w:lineRule="auto"/>
+              <w:ind w:left="0" w:right="0" w:firstLine="0"/>
+              <w:jc w:val="left"/>
+              <w:rPr>
+                <w:sz w:val="24"/>
+                <w:szCs w:val="24"/>
+              </w:rPr>
+            </w:pPr>
+            <w:r>
+              <w:rPr>
+                <w:sz w:val="24"/>
+                <w:szCs w:val="24"/>
+                <w:rtl w:val="0"/>
+              </w:rPr>
+              <w:t xml:space="preserve">Структурні метрики</w:t>
+            </w:r>
+          </w:p>
+        </w:tc>
+        <w:tc>
+          <w:tcPr>
+            <w:shd w:fill="auto" w:val="clear"/>
+            <w:tcMar>
+              <w:top w:w="100.0" w:type="dxa"/>
+              <w:left w:w="100.0" w:type="dxa"/>
+              <w:bottom w:w="100.0" w:type="dxa"/>
+              <w:right w:w="100.0" w:type="dxa"/>
+            </w:tcMar>
+            <w:vAlign w:val="top"/>
+          </w:tcPr>
+          <w:p>
+            <w:pPr>
+              <w:widowControl w:val="0"/>
+              <w:spacing w:line="240" w:lineRule="auto"/>
+              <w:rPr>
+                <w:sz w:val="24"/>
+                <w:szCs w:val="24"/>
+              </w:rPr>
+            </w:pPr>
+            <w:r>
+              <w:rPr>
+                <w:sz w:val="24"/>
+                <w:szCs w:val="24"/>
+                <w:rtl w:val="0"/>
+              </w:rPr>
+              <w:t xml:space="preserve">coupling, cohesion, modularity, separation of concerns, dependency, SRP</w:t>
+            </w:r>
+          </w:p>
+        </w:tc>
+      </w:tr>
+      <w:tr>
+        <w:trPr>
+          <w:cantSplit w:val="0"/>
+          <w:tblHeader w:val="0"/>
+        </w:trPr>
+        <w:tc>
+          <w:tcPr>
+            <w:shd w:fill="auto" w:val="clear"/>
+            <w:tcMar>
+              <w:top w:w="100.0" w:type="dxa"/>
+              <w:left w:w="100.0" w:type="dxa"/>
+              <w:bottom w:w="100.0" w:type="dxa"/>
+              <w:right w:w="100.0" w:type="dxa"/>
+            </w:tcMar>
+            <w:vAlign w:val="top"/>
+          </w:tcPr>
+          <w:p>
+            <w:pPr>
+              <w:keepNext w:val="0"/>
+              <w:keepLines w:val="0"/>
+              <w:pageBreakBefore w:val="0"/>
+              <w:widowControl w:val="0"/>
+              <w:pBdr>
+                <w:top w:space="0" w:sz="0" w:val="nil"/>
+                <w:left w:space="0" w:sz="0" w:val="nil"/>
+                <w:bottom w:space="0" w:sz="0" w:val="nil"/>
+                <w:right w:space="0" w:sz="0" w:val="nil"/>
+                <w:between w:space="0" w:sz="0" w:val="nil"/>
+              </w:pBdr>
+              <w:shd w:fill="auto" w:val="clear"/>
+              <w:spacing w:after="0" w:before="0" w:line="240" w:lineRule="auto"/>
+              <w:ind w:left="0" w:right="0" w:firstLine="0"/>
+              <w:jc w:val="left"/>
+              <w:rPr>
+                <w:sz w:val="24"/>
+                <w:szCs w:val="24"/>
+              </w:rPr>
+            </w:pPr>
+            <w:r>
+              <w:rPr>
+                <w:sz w:val="24"/>
+                <w:szCs w:val="24"/>
+                <w:rtl w:val="0"/>
+              </w:rPr>
+              <w:t xml:space="preserve">Гнучкість</w:t>
+            </w:r>
+          </w:p>
+        </w:tc>
+        <w:tc>
+          <w:tcPr>
+            <w:shd w:fill="auto" w:val="clear"/>
+            <w:tcMar>
+              <w:top w:w="100.0" w:type="dxa"/>
+              <w:left w:w="100.0" w:type="dxa"/>
+              <w:bottom w:w="100.0" w:type="dxa"/>
+              <w:right w:w="100.0" w:type="dxa"/>
+            </w:tcMar>
+            <w:vAlign w:val="top"/>
+          </w:tcPr>
+          <w:p>
+            <w:pPr>
+              <w:widowControl w:val="0"/>
+              <w:spacing w:line="240" w:lineRule="auto"/>
+              <w:rPr>
+                <w:sz w:val="24"/>
+                <w:szCs w:val="24"/>
+              </w:rPr>
+            </w:pPr>
+            <w:r>
+              <w:rPr>
+                <w:sz w:val="24"/>
+                <w:szCs w:val="24"/>
+                <w:rtl w:val="0"/>
+              </w:rPr>
+              <w:t xml:space="preserve">scalability, extensibility, reusability, flexibility</w:t>
+            </w:r>
+          </w:p>
+        </w:tc>
+      </w:tr>
+      <w:tr>
+        <w:trPr>
+          <w:cantSplit w:val="0"/>
+          <w:tblHeader w:val="0"/>
+        </w:trPr>
+        <w:tc>
+          <w:tcPr>
+            <w:shd w:fill="auto" w:val="clear"/>
+            <w:tcMar>
+              <w:top w:w="100.0" w:type="dxa"/>
+              <w:left w:w="100.0" w:type="dxa"/>
+              <w:bottom w:w="100.0" w:type="dxa"/>
+              <w:right w:w="100.0" w:type="dxa"/>
+            </w:tcMar>
+            <w:vAlign w:val="top"/>
+          </w:tcPr>
+          <w:p>
+            <w:pPr>
+              <w:keepNext w:val="0"/>
+              <w:keepLines w:val="0"/>
+              <w:pageBreakBefore w:val="0"/>
+              <w:widowControl w:val="0"/>
+              <w:pBdr>
+                <w:top w:space="0" w:sz="0" w:val="nil"/>
+                <w:left w:space="0" w:sz="0" w:val="nil"/>
+                <w:bottom w:space="0" w:sz="0" w:val="nil"/>
+                <w:right w:space="0" w:sz="0" w:val="nil"/>
+                <w:between w:space="0" w:sz="0" w:val="nil"/>
+              </w:pBdr>
+              <w:shd w:fill="auto" w:val="clear"/>
+              <w:spacing w:after="0" w:before="0" w:line="240" w:lineRule="auto"/>
+              <w:ind w:left="0" w:right="0" w:firstLine="0"/>
+              <w:jc w:val="left"/>
+              <w:rPr>
+                <w:sz w:val="24"/>
+                <w:szCs w:val="24"/>
+              </w:rPr>
+            </w:pPr>
+            <w:r>
+              <w:rPr>
+                <w:sz w:val="24"/>
+                <w:szCs w:val="24"/>
+                <w:rtl w:val="0"/>
+              </w:rPr>
+              <w:t xml:space="preserve">Продуктивність розробника</w:t>
+            </w:r>
+          </w:p>
+        </w:tc>
+        <w:tc>
+          <w:tcPr>
+            <w:shd w:fill="auto" w:val="clear"/>
+            <w:tcMar>
+              <w:top w:w="100.0" w:type="dxa"/>
+              <w:left w:w="100.0" w:type="dxa"/>
+              <w:bottom w:w="100.0" w:type="dxa"/>
+              <w:right w:w="100.0" w:type="dxa"/>
+            </w:tcMar>
+            <w:vAlign w:val="top"/>
+          </w:tcPr>
+          <w:p>
+            <w:pPr>
+              <w:widowControl w:val="0"/>
+              <w:spacing w:line="240" w:lineRule="auto"/>
+              <w:rPr>
+                <w:sz w:val="24"/>
+                <w:szCs w:val="24"/>
+              </w:rPr>
+            </w:pPr>
+            <w:r>
+              <w:rPr>
+                <w:sz w:val="24"/>
+                <w:szCs w:val="24"/>
+                <w:rtl w:val="0"/>
+              </w:rPr>
+              <w:t xml:space="preserve">developer productivity, development effort, development time, developer experience, learning curve, onboarding time, cognitive load</w:t>
+            </w:r>
+          </w:p>
+        </w:tc>
+      </w:tr>
+      <w:tr>
+        <w:trPr>
+          <w:cantSplit w:val="0"/>
+          <w:tblHeader w:val="0"/>
+        </w:trPr>
+        <w:tc>
+          <w:tcPr>
+            <w:shd w:fill="auto" w:val="clear"/>
+            <w:tcMar>
+              <w:top w:w="100.0" w:type="dxa"/>
+              <w:left w:w="100.0" w:type="dxa"/>
+              <w:bottom w:w="100.0" w:type="dxa"/>
+              <w:right w:w="100.0" w:type="dxa"/>
+            </w:tcMar>
+            <w:vAlign w:val="top"/>
+          </w:tcPr>
+          <w:p>
+            <w:pPr>
+              <w:widowControl w:val="0"/>
+              <w:spacing w:line="240" w:lineRule="auto"/>
+              <w:rPr>
+                <w:sz w:val="24"/>
+                <w:szCs w:val="24"/>
+              </w:rPr>
+            </w:pPr>
+            <w:r>
+              <w:rPr>
+                <w:sz w:val="24"/>
+                <w:szCs w:val="24"/>
+                <w:rtl w:val="0"/>
+              </w:rPr>
+              <w:t xml:space="preserve">Зрозумілість</w:t>
+            </w:r>
+          </w:p>
+        </w:tc>
+        <w:tc>
+          <w:tcPr>
+            <w:shd w:fill="auto" w:val="clear"/>
+            <w:tcMar>
+              <w:top w:w="100.0" w:type="dxa"/>
+              <w:left w:w="100.0" w:type="dxa"/>
+              <w:bottom w:w="100.0" w:type="dxa"/>
+              <w:right w:w="100.0" w:type="dxa"/>
+            </w:tcMar>
+            <w:vAlign w:val="top"/>
+          </w:tcPr>
+          <w:p>
+            <w:pPr>
+              <w:widowControl w:val="0"/>
+              <w:spacing w:line="240" w:lineRule="auto"/>
+              <w:rPr>
+                <w:sz w:val="24"/>
+                <w:szCs w:val="24"/>
+              </w:rPr>
+            </w:pPr>
+            <w:r>
+              <w:rPr>
+                <w:sz w:val="24"/>
+                <w:szCs w:val="24"/>
+                <w:rtl w:val="0"/>
+              </w:rPr>
+              <w:t xml:space="preserve">readability, understandability, code comprehension</w:t>
+            </w:r>
+          </w:p>
+        </w:tc>
+      </w:tr>
+      <w:tr>
+        <w:trPr>
+          <w:cantSplit w:val="0"/>
+          <w:tblHeader w:val="0"/>
+        </w:trPr>
+        <w:tc>
+          <w:tcPr>
+            <w:shd w:fill="auto" w:val="clear"/>
+            <w:tcMar>
+              <w:top w:w="100.0" w:type="dxa"/>
+              <w:left w:w="100.0" w:type="dxa"/>
+              <w:bottom w:w="100.0" w:type="dxa"/>
+              <w:right w:w="100.0" w:type="dxa"/>
+            </w:tcMar>
+            <w:vAlign w:val="top"/>
+          </w:tcPr>
+          <w:p>
+            <w:pPr>
+              <w:widowControl w:val="0"/>
+              <w:spacing w:line="240" w:lineRule="auto"/>
+              <w:rPr>
+                <w:sz w:val="24"/>
+                <w:szCs w:val="24"/>
+              </w:rPr>
+            </w:pPr>
+            <w:r>
+              <w:rPr>
+                <w:sz w:val="24"/>
+                <w:szCs w:val="24"/>
+                <w:rtl w:val="0"/>
+              </w:rPr>
+              <w:t xml:space="preserve">Борг</w:t>
+            </w:r>
+          </w:p>
+        </w:tc>
+        <w:tc>
+          <w:tcPr>
+            <w:shd w:fill="auto" w:val="clear"/>
+            <w:tcMar>
+              <w:top w:w="100.0" w:type="dxa"/>
+              <w:left w:w="100.0" w:type="dxa"/>
+              <w:bottom w:w="100.0" w:type="dxa"/>
+              <w:right w:w="100.0" w:type="dxa"/>
+            </w:tcMar>
+            <w:vAlign w:val="top"/>
+          </w:tcPr>
+          <w:p>
+            <w:pPr>
+              <w:widowControl w:val="0"/>
+              <w:spacing w:line="240" w:lineRule="auto"/>
+              <w:rPr>
+                <w:sz w:val="24"/>
+                <w:szCs w:val="24"/>
+              </w:rPr>
+            </w:pPr>
+            <w:r>
+              <w:rPr>
+                <w:sz w:val="24"/>
+                <w:szCs w:val="24"/>
+                <w:rtl w:val="0"/>
+              </w:rPr>
+              <w:t xml:space="preserve">technical debt, code smell*, anti-pattern*</w:t>
+            </w:r>
+          </w:p>
+        </w:tc>
+      </w:tr>
+      <w:tr>
+        <w:trPr>
+          <w:cantSplit w:val="0"/>
+          <w:tblHeader w:val="0"/>
+        </w:trPr>
+        <w:tc>
+          <w:tcPr>
+            <w:shd w:fill="auto" w:val="clear"/>
+            <w:tcMar>
+              <w:top w:w="100.0" w:type="dxa"/>
+              <w:left w:w="100.0" w:type="dxa"/>
+              <w:bottom w:w="100.0" w:type="dxa"/>
+              <w:right w:w="100.0" w:type="dxa"/>
+            </w:tcMar>
+            <w:vAlign w:val="top"/>
+          </w:tcPr>
+          <w:p>
+            <w:pPr>
+              <w:widowControl w:val="0"/>
+              <w:spacing w:line="240" w:lineRule="auto"/>
+              <w:rPr>
+                <w:sz w:val="24"/>
+                <w:szCs w:val="24"/>
+              </w:rPr>
+            </w:pPr>
+            <w:r>
+              <w:rPr>
+                <w:sz w:val="24"/>
+                <w:szCs w:val="24"/>
+                <w:rtl w:val="0"/>
+              </w:rPr>
+              <w:t xml:space="preserve">Runtime</w:t>
+            </w:r>
+          </w:p>
+        </w:tc>
+        <w:tc>
+          <w:tcPr>
+            <w:shd w:fill="auto" w:val="clear"/>
+            <w:tcMar>
+              <w:top w:w="100.0" w:type="dxa"/>
+              <w:left w:w="100.0" w:type="dxa"/>
+              <w:bottom w:w="100.0" w:type="dxa"/>
+              <w:right w:w="100.0" w:type="dxa"/>
+            </w:tcMar>
+            <w:vAlign w:val="top"/>
+          </w:tcPr>
+          <w:p>
+            <w:pPr>
+              <w:widowControl w:val="0"/>
+              <w:spacing w:line="240" w:lineRule="auto"/>
+              <w:rPr>
+                <w:sz w:val="24"/>
+                <w:szCs w:val="24"/>
+              </w:rPr>
+            </w:pPr>
+            <w:r>
+              <w:rPr>
+                <w:sz w:val="24"/>
+                <w:szCs w:val="24"/>
+                <w:rtl w:val="0"/>
+              </w:rPr>
+              <w:t xml:space="preserve">performance, memory usage, app launch time, build time</w:t>
+            </w:r>
+          </w:p>
+        </w:tc>
+      </w:tr>
+    </w:tbl>
+    <w:p>
+      <w:pPr>
+        <w:rPr/>
+      </w:pPr>
+      <w:r>
+        <w:rPr>
+          <w:rtl w:val="0"/>
+        </w:rPr>
+      </w:r>
+    </w:p>
+    <w:p>
+      <w:pPr>
+        <w:rPr/>
+      </w:pPr>
+      <w:r>
+        <w:rPr>
+          <w:rtl w:val="0"/>
+        </w:rPr>
+      </w:r>
+    </w:p>
+    <w:p>
+      <w:pPr>
+        <w:rPr/>
+      </w:pPr>
+      <w:r>
+        <w:rPr>
+          <w:rtl w:val="0"/>
+        </w:rPr>
+      </w:r>
+    </w:p>
+    <w:p>
+      <w:pPr>
+        <w:rPr/>
+      </w:pPr>
+      <w:r>
+        <w:rPr>
+          <w:rtl w:val="0"/>
+        </w:rPr>
+        <w:t xml:space="preserve">Context</w:t>
+      </w:r>
+    </w:p>
+    <w:tbl>
+      <w:tblPr>
+        <w:tblStyle w:val="Table6"/>
+        <w:tblW w:w="9000.0" w:type="dxa"/>
+        <w:jc w:val="left"/>
+        <w:tblBorders>
+          <w:top w:color="000000" w:space="0" w:sz="8" w:val="single"/>
+          <w:left w:color="000000" w:space="0" w:sz="8" w:val="single"/>
+          <w:bottom w:color="000000" w:space="0" w:sz="8" w:val="single"/>
+          <w:right w:color="000000" w:space="0" w:sz="8" w:val="single"/>
+          <w:insideH w:color="000000" w:space="0" w:sz="8" w:val="single"/>
+          <w:insideV w:color="000000" w:space="0" w:sz="8" w:val="single"/>
+        </w:tblBorders>
+        <w:tblLayout w:type="fixed"/>
+        <w:tblLook w:val="0600"/>
+      </w:tblPr>
+      <w:tblGrid>
+        <w:gridCol w:w="2130"/>
+        <w:gridCol w:w="6870"/>
+        <w:tblGridChange w:id="0">
+          <w:tblGrid>
+            <w:gridCol w:w="2130"/>
+            <w:gridCol w:w="6870"/>
+          </w:tblGrid>
+        </w:tblGridChange>
+      </w:tblGrid>
+      <w:tr>
+        <w:trPr>
+          <w:cantSplit w:val="0"/>
+          <w:tblHeader w:val="0"/>
+        </w:trPr>
+        <w:tc>
+          <w:tcPr>
+            <w:shd w:fill="auto" w:val="clear"/>
+            <w:tcMar>
+              <w:top w:w="100.0" w:type="dxa"/>
+              <w:left w:w="100.0" w:type="dxa"/>
+              <w:bottom w:w="100.0" w:type="dxa"/>
+              <w:right w:w="100.0" w:type="dxa"/>
+            </w:tcMar>
+            <w:vAlign w:val="top"/>
+          </w:tcPr>
+          <w:p>
+            <w:pPr>
+              <w:keepNext w:val="0"/>
+              <w:keepLines w:val="0"/>
+              <w:pageBreakBefore w:val="0"/>
+              <w:widowControl w:val="0"/>
+              <w:pBdr>
+                <w:top w:space="0" w:sz="0" w:val="nil"/>
+                <w:left w:space="0" w:sz="0" w:val="nil"/>
+                <w:bottom w:space="0" w:sz="0" w:val="nil"/>
+                <w:right w:space="0" w:sz="0" w:val="nil"/>
+                <w:between w:space="0" w:sz="0" w:val="nil"/>
+              </w:pBdr>
+              <w:shd w:fill="auto" w:val="clear"/>
+              <w:spacing w:after="0" w:before="0" w:line="240" w:lineRule="auto"/>
+              <w:ind w:left="0" w:right="0" w:firstLine="0"/>
+              <w:jc w:val="left"/>
+              <w:rPr/>
+            </w:pPr>
+            <w:r>
+              <w:rPr>
+                <w:rtl w:val="0"/>
+              </w:rPr>
+              <w:t xml:space="preserve">Тип</w:t>
+            </w:r>
+          </w:p>
+        </w:tc>
+        <w:tc>
+          <w:tcPr>
+            <w:shd w:fill="auto" w:val="clear"/>
+            <w:tcMar>
+              <w:top w:w="100.0" w:type="dxa"/>
+              <w:left w:w="100.0" w:type="dxa"/>
+              <w:bottom w:w="100.0" w:type="dxa"/>
+              <w:right w:w="100.0" w:type="dxa"/>
+            </w:tcMar>
+            <w:vAlign w:val="top"/>
+          </w:tcPr>
+          <w:p>
+            <w:pPr>
+              <w:keepNext w:val="0"/>
+              <w:keepLines w:val="0"/>
+              <w:pageBreakBefore w:val="0"/>
+              <w:widowControl w:val="0"/>
+              <w:pBdr>
+                <w:top w:space="0" w:sz="0" w:val="nil"/>
+                <w:left w:space="0" w:sz="0" w:val="nil"/>
+                <w:bottom w:space="0" w:sz="0" w:val="nil"/>
+                <w:right w:space="0" w:sz="0" w:val="nil"/>
+                <w:between w:space="0" w:sz="0" w:val="nil"/>
+              </w:pBdr>
+              <w:shd w:fill="auto" w:val="clear"/>
+              <w:spacing w:after="0" w:before="0" w:line="240" w:lineRule="auto"/>
+              <w:ind w:left="0" w:right="0" w:firstLine="0"/>
+              <w:jc w:val="left"/>
+              <w:rPr/>
+            </w:pPr>
+            <w:r>
+              <w:rPr>
+                <w:rtl w:val="0"/>
+              </w:rPr>
+              <w:t xml:space="preserve">Терміни</w:t>
+            </w:r>
+          </w:p>
+        </w:tc>
+      </w:tr>
+      <w:tr>
+        <w:trPr>
+          <w:cantSplit w:val="0"/>
+          <w:tblHeader w:val="0"/>
+        </w:trPr>
+        <w:tc>
+          <w:tcPr>
+            <w:shd w:fill="auto" w:val="clear"/>
+            <w:tcMar>
+              <w:top w:w="100.0" w:type="dxa"/>
+              <w:left w:w="100.0" w:type="dxa"/>
+              <w:bottom w:w="100.0" w:type="dxa"/>
+              <w:right w:w="100.0" w:type="dxa"/>
+            </w:tcMar>
+            <w:vAlign w:val="top"/>
+          </w:tcPr>
+          <w:p>
+            <w:pPr>
+              <w:widowControl w:val="0"/>
+              <w:spacing w:line="240" w:lineRule="auto"/>
+              <w:rPr/>
+            </w:pPr>
+            <w:r>
+              <w:rPr>
+                <w:rtl w:val="0"/>
+              </w:rPr>
+              <w:t xml:space="preserve">Емпірика загалом</w:t>
+            </w:r>
+          </w:p>
+        </w:tc>
+        <w:tc>
+          <w:tcPr>
+            <w:shd w:fill="auto" w:val="clear"/>
+            <w:tcMar>
+              <w:top w:w="100.0" w:type="dxa"/>
+              <w:left w:w="100.0" w:type="dxa"/>
+              <w:bottom w:w="100.0" w:type="dxa"/>
+              <w:right w:w="100.0" w:type="dxa"/>
+            </w:tcMar>
+            <w:vAlign w:val="top"/>
+          </w:tcPr>
+          <w:p>
+            <w:pPr>
+              <w:widowControl w:val="0"/>
+              <w:spacing w:line="240" w:lineRule="auto"/>
+              <w:rPr/>
+            </w:pPr>
+            <w:r>
+              <w:rPr>
+                <w:rtl w:val="0"/>
+              </w:rPr>
+              <w:t xml:space="preserve">empirical study, empirical research, empirical evaluation, empirical evidence</w:t>
+            </w:r>
+          </w:p>
+        </w:tc>
+      </w:tr>
+      <w:tr>
+        <w:trPr>
+          <w:cantSplit w:val="0"/>
+          <w:tblHeader w:val="0"/>
+        </w:trPr>
+        <w:tc>
+          <w:tcPr>
+            <w:shd w:fill="auto" w:val="clear"/>
+            <w:tcMar>
+              <w:top w:w="100.0" w:type="dxa"/>
+              <w:left w:w="100.0" w:type="dxa"/>
+              <w:bottom w:w="100.0" w:type="dxa"/>
+              <w:right w:w="100.0" w:type="dxa"/>
+            </w:tcMar>
+            <w:vAlign w:val="top"/>
+          </w:tcPr>
+          <w:p>
+            <w:pPr>
+              <w:widowControl w:val="0"/>
+              <w:spacing w:line="240" w:lineRule="auto"/>
+              <w:rPr/>
+            </w:pPr>
+            <w:r>
+              <w:rPr>
+                <w:rtl w:val="0"/>
+              </w:rPr>
+              <w:t xml:space="preserve">Кейси</w:t>
+            </w:r>
+          </w:p>
+        </w:tc>
+        <w:tc>
+          <w:tcPr>
+            <w:shd w:fill="auto" w:val="clear"/>
+            <w:tcMar>
+              <w:top w:w="100.0" w:type="dxa"/>
+              <w:left w:w="100.0" w:type="dxa"/>
+              <w:bottom w:w="100.0" w:type="dxa"/>
+              <w:right w:w="100.0" w:type="dxa"/>
+            </w:tcMar>
+            <w:vAlign w:val="top"/>
+          </w:tcPr>
+          <w:p>
+            <w:pPr>
+              <w:widowControl w:val="0"/>
+              <w:spacing w:line="240" w:lineRule="auto"/>
+              <w:rPr/>
+            </w:pPr>
+            <w:r>
+              <w:rPr>
+                <w:rtl w:val="0"/>
+              </w:rPr>
+              <w:t xml:space="preserve">case study, industrial case study, multiple case study</w:t>
+            </w:r>
+          </w:p>
+        </w:tc>
+      </w:tr>
+      <w:tr>
+        <w:trPr>
+          <w:cantSplit w:val="0"/>
+          <w:tblHeader w:val="0"/>
+        </w:trPr>
+        <w:tc>
+          <w:tcPr>
+            <w:shd w:fill="auto" w:val="clear"/>
+            <w:tcMar>
+              <w:top w:w="100.0" w:type="dxa"/>
+              <w:left w:w="100.0" w:type="dxa"/>
+              <w:bottom w:w="100.0" w:type="dxa"/>
+              <w:right w:w="100.0" w:type="dxa"/>
+            </w:tcMar>
+            <w:vAlign w:val="top"/>
+          </w:tcPr>
+          <w:p>
+            <w:pPr>
+              <w:widowControl w:val="0"/>
+              <w:spacing w:line="240" w:lineRule="auto"/>
+              <w:rPr/>
+            </w:pPr>
+            <w:r>
+              <w:rPr>
+                <w:rtl w:val="0"/>
+              </w:rPr>
+              <w:t xml:space="preserve">Експерименти</w:t>
+            </w:r>
+          </w:p>
+        </w:tc>
+        <w:tc>
+          <w:tcPr>
+            <w:shd w:fill="auto" w:val="clear"/>
+            <w:tcMar>
+              <w:top w:w="100.0" w:type="dxa"/>
+              <w:left w:w="100.0" w:type="dxa"/>
+              <w:bottom w:w="100.0" w:type="dxa"/>
+              <w:right w:w="100.0" w:type="dxa"/>
+            </w:tcMar>
+            <w:vAlign w:val="top"/>
+          </w:tcPr>
+          <w:p>
+            <w:pPr>
+              <w:widowControl w:val="0"/>
+              <w:spacing w:line="240" w:lineRule="auto"/>
+              <w:rPr/>
+            </w:pPr>
+            <w:r>
+              <w:rPr>
+                <w:rtl w:val="0"/>
+              </w:rPr>
+              <w:t xml:space="preserve">controlled experiment, quasi-experiment, experiment</w:t>
+            </w:r>
+          </w:p>
+        </w:tc>
+      </w:tr>
+      <w:tr>
+        <w:trPr>
+          <w:cantSplit w:val="0"/>
+          <w:tblHeader w:val="0"/>
+        </w:trPr>
+        <w:tc>
+          <w:tcPr>
+            <w:shd w:fill="auto" w:val="clear"/>
+            <w:tcMar>
+              <w:top w:w="100.0" w:type="dxa"/>
+              <w:left w:w="100.0" w:type="dxa"/>
+              <w:bottom w:w="100.0" w:type="dxa"/>
+              <w:right w:w="100.0" w:type="dxa"/>
+            </w:tcMar>
+            <w:vAlign w:val="top"/>
+          </w:tcPr>
+          <w:p>
+            <w:pPr>
+              <w:keepNext w:val="0"/>
+              <w:keepLines w:val="0"/>
+              <w:pageBreakBefore w:val="0"/>
+              <w:widowControl w:val="0"/>
+              <w:pBdr>
+                <w:top w:space="0" w:sz="0" w:val="nil"/>
+                <w:left w:space="0" w:sz="0" w:val="nil"/>
+                <w:bottom w:space="0" w:sz="0" w:val="nil"/>
+                <w:right w:space="0" w:sz="0" w:val="nil"/>
+                <w:between w:space="0" w:sz="0" w:val="nil"/>
+              </w:pBdr>
+              <w:shd w:fill="auto" w:val="clear"/>
+              <w:spacing w:after="0" w:before="0" w:line="240" w:lineRule="auto"/>
+              <w:ind w:left="0" w:right="0" w:firstLine="0"/>
+              <w:jc w:val="left"/>
+              <w:rPr/>
+            </w:pPr>
+            <w:r>
+              <w:rPr>
+                <w:rtl w:val="0"/>
+              </w:rPr>
+              <w:t xml:space="preserve">Опитування</w:t>
+            </w:r>
+          </w:p>
+        </w:tc>
+        <w:tc>
+          <w:tcPr>
+            <w:shd w:fill="auto" w:val="clear"/>
+            <w:tcMar>
+              <w:top w:w="100.0" w:type="dxa"/>
+              <w:left w:w="100.0" w:type="dxa"/>
+              <w:bottom w:w="100.0" w:type="dxa"/>
+              <w:right w:w="100.0" w:type="dxa"/>
+            </w:tcMar>
+            <w:vAlign w:val="top"/>
+          </w:tcPr>
+          <w:p>
+            <w:pPr>
+              <w:widowControl w:val="0"/>
+              <w:spacing w:line="240" w:lineRule="auto"/>
+              <w:rPr/>
+            </w:pPr>
+            <w:r>
+              <w:rPr>
+                <w:rtl w:val="0"/>
+              </w:rPr>
+              <w:t xml:space="preserve">survey, questionnaire, interview study, practitioner survey</w:t>
+            </w:r>
+          </w:p>
+        </w:tc>
+      </w:tr>
+      <w:tr>
+        <w:trPr>
+          <w:cantSplit w:val="0"/>
+          <w:tblHeader w:val="0"/>
+        </w:trPr>
+        <w:tc>
+          <w:tcPr>
+            <w:shd w:fill="auto" w:val="clear"/>
+            <w:tcMar>
+              <w:top w:w="100.0" w:type="dxa"/>
+              <w:left w:w="100.0" w:type="dxa"/>
+              <w:bottom w:w="100.0" w:type="dxa"/>
+              <w:right w:w="100.0" w:type="dxa"/>
+            </w:tcMar>
+            <w:vAlign w:val="top"/>
+          </w:tcPr>
+          <w:p>
+            <w:pPr>
+              <w:keepNext w:val="0"/>
+              <w:keepLines w:val="0"/>
+              <w:pageBreakBefore w:val="0"/>
+              <w:widowControl w:val="0"/>
+              <w:pBdr>
+                <w:top w:space="0" w:sz="0" w:val="nil"/>
+                <w:left w:space="0" w:sz="0" w:val="nil"/>
+                <w:bottom w:space="0" w:sz="0" w:val="nil"/>
+                <w:right w:space="0" w:sz="0" w:val="nil"/>
+                <w:between w:space="0" w:sz="0" w:val="nil"/>
+              </w:pBdr>
+              <w:shd w:fill="auto" w:val="clear"/>
+              <w:spacing w:after="0" w:before="0" w:line="240" w:lineRule="auto"/>
+              <w:ind w:left="0" w:right="0" w:firstLine="0"/>
+              <w:jc w:val="left"/>
+              <w:rPr/>
+            </w:pPr>
+            <w:r>
+              <w:rPr>
+                <w:rtl w:val="0"/>
+              </w:rPr>
+              <w:t xml:space="preserve">Аналіз коду</w:t>
+            </w:r>
+          </w:p>
+        </w:tc>
+        <w:tc>
+          <w:tcPr>
+            <w:shd w:fill="auto" w:val="clear"/>
+            <w:tcMar>
+              <w:top w:w="100.0" w:type="dxa"/>
+              <w:left w:w="100.0" w:type="dxa"/>
+              <w:bottom w:w="100.0" w:type="dxa"/>
+              <w:right w:w="100.0" w:type="dxa"/>
+            </w:tcMar>
+            <w:vAlign w:val="top"/>
+          </w:tcPr>
+          <w:p>
+            <w:pPr>
+              <w:widowControl w:val="0"/>
+              <w:spacing w:line="240" w:lineRule="auto"/>
+              <w:rPr/>
+            </w:pPr>
+            <w:r>
+              <w:rPr>
+                <w:rtl w:val="0"/>
+              </w:rPr>
+              <w:t xml:space="preserve">mining software repositories, MSR, repository analysis, open-source analysis</w:t>
+            </w:r>
+          </w:p>
+        </w:tc>
+      </w:tr>
+      <w:tr>
+        <w:trPr>
+          <w:cantSplit w:val="0"/>
+          <w:tblHeader w:val="0"/>
+        </w:trPr>
+        <w:tc>
+          <w:tcPr>
+            <w:shd w:fill="auto" w:val="clear"/>
+            <w:tcMar>
+              <w:top w:w="100.0" w:type="dxa"/>
+              <w:left w:w="100.0" w:type="dxa"/>
+              <w:bottom w:w="100.0" w:type="dxa"/>
+              <w:right w:w="100.0" w:type="dxa"/>
+            </w:tcMar>
+            <w:vAlign w:val="top"/>
+          </w:tcPr>
+          <w:p>
+            <w:pPr>
+              <w:keepNext w:val="0"/>
+              <w:keepLines w:val="0"/>
+              <w:pageBreakBefore w:val="0"/>
+              <w:widowControl w:val="0"/>
+              <w:pBdr>
+                <w:top w:space="0" w:sz="0" w:val="nil"/>
+                <w:left w:space="0" w:sz="0" w:val="nil"/>
+                <w:bottom w:space="0" w:sz="0" w:val="nil"/>
+                <w:right w:space="0" w:sz="0" w:val="nil"/>
+                <w:between w:space="0" w:sz="0" w:val="nil"/>
+              </w:pBdr>
+              <w:shd w:fill="auto" w:val="clear"/>
+              <w:spacing w:after="0" w:before="0" w:line="240" w:lineRule="auto"/>
+              <w:ind w:left="0" w:right="0" w:firstLine="0"/>
+              <w:jc w:val="left"/>
+              <w:rPr/>
+            </w:pPr>
+            <w:r>
+              <w:rPr>
+                <w:rtl w:val="0"/>
+              </w:rPr>
+              <w:t xml:space="preserve">Досвід</w:t>
+            </w:r>
+          </w:p>
+        </w:tc>
+        <w:tc>
+          <w:tcPr>
+            <w:shd w:fill="auto" w:val="clear"/>
+            <w:tcMar>
+              <w:top w:w="100.0" w:type="dxa"/>
+              <w:left w:w="100.0" w:type="dxa"/>
+              <w:bottom w:w="100.0" w:type="dxa"/>
+              <w:right w:w="100.0" w:type="dxa"/>
+            </w:tcMar>
+            <w:vAlign w:val="top"/>
+          </w:tcPr>
+          <w:p>
+            <w:pPr>
+              <w:widowControl w:val="0"/>
+              <w:spacing w:line="240" w:lineRule="auto"/>
+              <w:rPr/>
+            </w:pPr>
+            <w:r>
+              <w:rPr>
+                <w:rtl w:val="0"/>
+              </w:rPr>
+              <w:t xml:space="preserve">experience report, industrial report, lessons learned, practitioner report</w:t>
+            </w:r>
+          </w:p>
+        </w:tc>
+      </w:tr>
+      <w:tr>
+        <w:trPr>
+          <w:cantSplit w:val="0"/>
+          <w:tblHeader w:val="0"/>
+        </w:trPr>
+        <w:tc>
+          <w:tcPr>
+            <w:shd w:fill="auto" w:val="clear"/>
+            <w:tcMar>
+              <w:top w:w="100.0" w:type="dxa"/>
+              <w:left w:w="100.0" w:type="dxa"/>
+              <w:bottom w:w="100.0" w:type="dxa"/>
+              <w:right w:w="100.0" w:type="dxa"/>
+            </w:tcMar>
+            <w:vAlign w:val="top"/>
+          </w:tcPr>
+          <w:p>
+            <w:pPr>
+              <w:keepNext w:val="0"/>
+              <w:keepLines w:val="0"/>
+              <w:pageBreakBefore w:val="0"/>
+              <w:widowControl w:val="0"/>
+              <w:pBdr>
+                <w:top w:space="0" w:sz="0" w:val="nil"/>
+                <w:left w:space="0" w:sz="0" w:val="nil"/>
+                <w:bottom w:space="0" w:sz="0" w:val="nil"/>
+                <w:right w:space="0" w:sz="0" w:val="nil"/>
+                <w:between w:space="0" w:sz="0" w:val="nil"/>
+              </w:pBdr>
+              <w:shd w:fill="auto" w:val="clear"/>
+              <w:spacing w:after="0" w:before="0" w:line="240" w:lineRule="auto"/>
+              <w:ind w:left="0" w:right="0" w:firstLine="0"/>
+              <w:jc w:val="left"/>
+              <w:rPr/>
+            </w:pPr>
+            <w:r>
+              <w:rPr>
+                <w:rtl w:val="0"/>
+              </w:rPr>
+              <w:t xml:space="preserve">Інше</w:t>
+            </w:r>
+          </w:p>
+        </w:tc>
+        <w:tc>
+          <w:tcPr>
+            <w:shd w:fill="auto" w:val="clear"/>
+            <w:tcMar>
+              <w:top w:w="100.0" w:type="dxa"/>
+              <w:left w:w="100.0" w:type="dxa"/>
+              <w:bottom w:w="100.0" w:type="dxa"/>
+              <w:right w:w="100.0" w:type="dxa"/>
+            </w:tcMar>
+            <w:vAlign w:val="top"/>
+          </w:tcPr>
+          <w:p>
+            <w:pPr>
+              <w:widowControl w:val="0"/>
+              <w:spacing w:line="240" w:lineRule="auto"/>
+              <w:rPr/>
+            </w:pPr>
+            <w:r>
+              <w:rPr>
+                <w:rtl w:val="0"/>
+              </w:rPr>
+              <w:t xml:space="preserve">action research, systematic review, systematic mapping study</w:t>
+            </w:r>
+          </w:p>
+        </w:tc>
+      </w:tr>
+    </w:tbl>
+    <w:p>
+      <w:pPr>
+        <w:rPr/>
+      </w:pPr>
+      <w:r>
+        <w:rPr>
+          <w:rtl w:val="0"/>
+        </w:rPr>
       </w:r>
     </w:p>
     <w:p>
@@ -448,6 +4498,48 @@
       <w:szCs w:val="28"/>
     </w:rPr>
   </w:style>
+  <w:style w:type="table" w:styleId="Table1">
+    <w:basedOn w:val="TableNormal"/>
+    <w:tblPr>
+      <w:tblStyleRowBandSize w:val="1"/>
+      <w:tblStyleColBandSize w:val="1"/>
+    </w:tblPr>
+  </w:style>
+  <w:style w:type="table" w:styleId="Table2">
+    <w:basedOn w:val="TableNormal"/>
+    <w:tblPr>
+      <w:tblStyleRowBandSize w:val="1"/>
+      <w:tblStyleColBandSize w:val="1"/>
+    </w:tblPr>
+  </w:style>
+  <w:style w:type="table" w:styleId="Table3">
+    <w:basedOn w:val="TableNormal"/>
+    <w:tblPr>
+      <w:tblStyleRowBandSize w:val="1"/>
+      <w:tblStyleColBandSize w:val="1"/>
+    </w:tblPr>
+  </w:style>
+  <w:style w:type="table" w:styleId="Table4">
+    <w:basedOn w:val="TableNormal"/>
+    <w:tblPr>
+      <w:tblStyleRowBandSize w:val="1"/>
+      <w:tblStyleColBandSize w:val="1"/>
+    </w:tblPr>
+  </w:style>
+  <w:style w:type="table" w:styleId="Table5">
+    <w:basedOn w:val="TableNormal"/>
+    <w:tblPr>
+      <w:tblStyleRowBandSize w:val="1"/>
+      <w:tblStyleColBandSize w:val="1"/>
+    </w:tblPr>
+  </w:style>
+  <w:style w:type="table" w:styleId="Table6">
+    <w:basedOn w:val="TableNormal"/>
+    <w:tblPr>
+      <w:tblStyleRowBandSize w:val="1"/>
+      <w:tblStyleColBandSize w:val="1"/>
+    </w:tblPr>
+  </w:style>
 </w:styles>
 </file>
 
